--- a/contant.docx
+++ b/contant.docx
@@ -1419,9 +1419,6 @@
           <w:ilvl w:val="0"/>
           <w:numId w:val="10"/>
         </w:numPr>
-        <w:rPr>
-          <w:rtl/>
-        </w:rPr>
       </w:pPr>
       <w:r>
         <w:rPr>
@@ -1455,9 +1452,894 @@
         </w:rPr>
         <w:t>).</w:t>
       </w:r>
-    </w:p>
-    <w:p>
-      <w:pPr>
+      <w:r>
+        <w:rPr>
+          <w:rtl/>
+        </w:rPr>
+        <w:br/>
+      </w:r>
+    </w:p>
+    <w:p>
+      <w:pPr>
+        <w:pStyle w:val="ListParagraph"/>
+        <w:rPr>
+          <w:rFonts w:hint="cs"/>
+          <w:rtl/>
+        </w:rPr>
+      </w:pPr>
+    </w:p>
+    <w:p>
+      <w:pPr>
+        <w:numPr>
+          <w:ilvl w:val="0"/>
+          <w:numId w:val="16"/>
+        </w:numPr>
+        <w:rPr>
+          <w:b/>
+          <w:bCs/>
+          <w:rtl/>
+        </w:rPr>
+      </w:pPr>
+      <w:r>
+        <w:rPr>
+          <w:rFonts w:cs="Arial"/>
+          <w:b/>
+          <w:bCs/>
+          <w:rtl/>
+        </w:rPr>
+        <w:t>الأساس الحسابي: كيف يعمل الذكاء الاصطناعي على العتاد؟</w:t>
+      </w:r>
+    </w:p>
+    <w:p>
+      <w:pPr>
+        <w:numPr>
+          <w:ilvl w:val="0"/>
+          <w:numId w:val="16"/>
+        </w:numPr>
+        <w:rPr>
+          <w:rtl/>
+        </w:rPr>
+      </w:pPr>
+      <w:r>
+        <w:rPr>
+          <w:rFonts w:cs="Arial"/>
+          <w:rtl/>
+        </w:rPr>
+        <w:t>تعتمد نماذج الذكاء الاصطناعي على تحويل المدخلات (بيانات المستشعرات، الصوت، أو بكسلات الصور) إلى مصفوفات رقمية، وتطبيق عمليات ضرب وجمع مكثفة مع أوزان النموذج (</w:t>
+      </w:r>
+      <w:r>
+        <w:t>Weights</w:t>
+      </w:r>
+      <w:r>
+        <w:rPr>
+          <w:rFonts w:cs="Arial"/>
+          <w:rtl/>
+        </w:rPr>
+        <w:t>) للوصول إلى النتيجة النهائية.</w:t>
+      </w:r>
+    </w:p>
+    <w:p>
+      <w:pPr>
+        <w:numPr>
+          <w:ilvl w:val="0"/>
+          <w:numId w:val="16"/>
+        </w:numPr>
+        <w:rPr>
+          <w:rtl/>
+        </w:rPr>
+      </w:pPr>
+      <w:r>
+        <w:rPr>
+          <w:rFonts w:cs="Arial"/>
+          <w:rtl/>
+        </w:rPr>
+        <w:t xml:space="preserve">تعلم الآلة </w:t>
+      </w:r>
+      <w:r>
+        <w:rPr>
+          <w:rFonts w:cs="Arial" w:hint="cs"/>
+          <w:rtl/>
+        </w:rPr>
+        <w:t xml:space="preserve">الكلاسيكي </w:t>
+      </w:r>
+      <w:r>
+        <w:rPr>
+          <w:rFonts w:cs="Arial"/>
+        </w:rPr>
+        <w:t>Classical</w:t>
+      </w:r>
+      <w:r>
+        <w:t xml:space="preserve"> ML</w:t>
+      </w:r>
+      <w:r>
+        <w:rPr>
+          <w:rFonts w:cs="Arial"/>
+          <w:rtl/>
+        </w:rPr>
+        <w:t>:</w:t>
+      </w:r>
+    </w:p>
+    <w:p>
+      <w:pPr>
+        <w:numPr>
+          <w:ilvl w:val="0"/>
+          <w:numId w:val="16"/>
+        </w:numPr>
+        <w:rPr>
+          <w:rtl/>
+        </w:rPr>
+      </w:pPr>
+      <w:r>
+        <w:rPr>
+          <w:rFonts w:cs="Arial"/>
+          <w:rtl/>
+        </w:rPr>
+        <w:t>يعتمد على معادلات إحصائية واستخراج خصائص بحجم عمليات معتدل.</w:t>
+      </w:r>
+    </w:p>
+    <w:p>
+      <w:pPr>
+        <w:numPr>
+          <w:ilvl w:val="0"/>
+          <w:numId w:val="16"/>
+        </w:numPr>
+        <w:rPr>
+          <w:rtl/>
+        </w:rPr>
+      </w:pPr>
+      <w:r>
+        <w:rPr>
+          <w:rFonts w:cs="Arial"/>
+          <w:rtl/>
+        </w:rPr>
+        <w:t>يمكن تنفيذه مباشرة على المعالجات العامة (</w:t>
+      </w:r>
+      <w:r>
+        <w:t>CPU</w:t>
+      </w:r>
+      <w:r>
+        <w:rPr>
+          <w:rFonts w:cs="Arial"/>
+          <w:rtl/>
+        </w:rPr>
+        <w:t>)، لكنه يصبح بطيئاً مع زيادة تدفق.</w:t>
+      </w:r>
+    </w:p>
+    <w:p>
+      <w:pPr>
+        <w:numPr>
+          <w:ilvl w:val="0"/>
+          <w:numId w:val="16"/>
+        </w:numPr>
+        <w:rPr>
+          <w:rtl/>
+        </w:rPr>
+      </w:pPr>
+      <w:r>
+        <w:rPr>
+          <w:rFonts w:cs="Arial"/>
+          <w:rtl/>
+        </w:rPr>
+        <w:t>التعلم العميق</w:t>
+      </w:r>
+      <w:r>
+        <w:rPr>
+          <w:rFonts w:cs="Arial" w:hint="cs"/>
+          <w:rtl/>
+        </w:rPr>
+        <w:t xml:space="preserve"> </w:t>
+      </w:r>
+      <w:r>
+        <w:t xml:space="preserve">Deep </w:t>
+      </w:r>
+      <w:r>
+        <w:t>Learning</w:t>
+      </w:r>
+      <w:r>
+        <w:rPr>
+          <w:rFonts w:cs="Arial" w:hint="cs"/>
+          <w:rtl/>
+        </w:rPr>
+        <w:t>:</w:t>
+      </w:r>
+    </w:p>
+    <w:p>
+      <w:pPr>
+        <w:numPr>
+          <w:ilvl w:val="0"/>
+          <w:numId w:val="16"/>
+        </w:numPr>
+        <w:rPr>
+          <w:rtl/>
+        </w:rPr>
+      </w:pPr>
+      <w:r>
+        <w:rPr>
+          <w:rFonts w:cs="Arial"/>
+          <w:rtl/>
+        </w:rPr>
+        <w:t>يتكون من طبقات عصبية متتالية تتطلب عمليات الرياضية مستقلة في كل استدلال.</w:t>
+      </w:r>
+    </w:p>
+    <w:p>
+      <w:pPr>
+        <w:numPr>
+          <w:ilvl w:val="0"/>
+          <w:numId w:val="16"/>
+        </w:numPr>
+        <w:rPr>
+          <w:rtl/>
+        </w:rPr>
+      </w:pPr>
+      <w:r>
+        <w:rPr>
+          <w:rFonts w:cs="Arial"/>
+          <w:rtl/>
+        </w:rPr>
+        <w:t xml:space="preserve">المعالجة التسلسلية في الـ </w:t>
+      </w:r>
+      <w:r>
+        <w:t>CPU</w:t>
+      </w:r>
+      <w:r>
+        <w:rPr>
+          <w:rFonts w:cs="Arial"/>
+          <w:rtl/>
+        </w:rPr>
+        <w:t xml:space="preserve"> تفشل تماماً في مواكبة هذا الحجم؛ مما يفرض الاعتماد على بنية معالجة متوازية مثل معالجات الرسوميات (</w:t>
+      </w:r>
+      <w:r>
+        <w:t>GPU</w:t>
+      </w:r>
+      <w:r>
+        <w:rPr>
+          <w:rFonts w:cs="Arial"/>
+          <w:rtl/>
+        </w:rPr>
+        <w:t>) أو المسرعات العصبية المخصصة (</w:t>
+      </w:r>
+      <w:r>
+        <w:t>NPU</w:t>
+      </w:r>
+      <w:r>
+        <w:rPr>
+          <w:rFonts w:cs="Arial"/>
+          <w:rtl/>
+        </w:rPr>
+        <w:t>) لتنفيذ آلاف العمليات الحسابية معاً في نفس اللحظة.</w:t>
+      </w:r>
+    </w:p>
+    <w:p>
+      <w:pPr>
+        <w:ind w:left="720"/>
+        <w:rPr>
+          <w:b/>
+          <w:bCs/>
+        </w:rPr>
+      </w:pPr>
+      <w:r>
+        <w:rPr>
+          <w:b/>
+          <w:bCs/>
+          <w:rtl/>
+        </w:rPr>
+        <w:t>لماذا نحتاج إلى "التوازي" الحسابي</w:t>
+      </w:r>
+      <w:r>
+        <w:rPr>
+          <w:b/>
+          <w:bCs/>
+        </w:rPr>
+        <w:t xml:space="preserve"> (Parallelism)</w:t>
+      </w:r>
+      <w:r>
+        <w:rPr>
+          <w:b/>
+          <w:bCs/>
+          <w:rtl/>
+        </w:rPr>
+        <w:t>؟</w:t>
+      </w:r>
+    </w:p>
+    <w:p>
+      <w:pPr>
+        <w:numPr>
+          <w:ilvl w:val="0"/>
+          <w:numId w:val="17"/>
+        </w:numPr>
+      </w:pPr>
+      <w:r>
+        <w:rPr>
+          <w:b/>
+          <w:bCs/>
+          <w:rtl/>
+        </w:rPr>
+        <w:t>استقلالية الحسابات</w:t>
+      </w:r>
+      <w:r>
+        <w:rPr>
+          <w:b/>
+          <w:bCs/>
+        </w:rPr>
+        <w:t xml:space="preserve"> (Embarrassingly Parallel):</w:t>
+      </w:r>
+    </w:p>
+    <w:p>
+      <w:pPr>
+        <w:numPr>
+          <w:ilvl w:val="1"/>
+          <w:numId w:val="17"/>
+        </w:numPr>
+      </w:pPr>
+      <w:r>
+        <w:rPr>
+          <w:rtl/>
+        </w:rPr>
+        <w:t>ضرب عنصر في السطر الأول مع العمود الأول لا يعتمد إطلاقاً على نتيجة ضرب عنصر في سطر آخر؛ العمليات الحسابية لملايين الخلايا العصبية مستقلة عن بعضها تماماً</w:t>
+      </w:r>
+      <w:r>
+        <w:t>.</w:t>
+      </w:r>
+    </w:p>
+    <w:p>
+      <w:pPr>
+        <w:numPr>
+          <w:ilvl w:val="0"/>
+          <w:numId w:val="17"/>
+        </w:numPr>
+      </w:pPr>
+      <w:r>
+        <w:rPr>
+          <w:b/>
+          <w:bCs/>
+          <w:rtl/>
+        </w:rPr>
+        <w:t>فخ المعالجة التسلسلية</w:t>
+      </w:r>
+      <w:r>
+        <w:rPr>
+          <w:b/>
+          <w:bCs/>
+        </w:rPr>
+        <w:t xml:space="preserve"> (The Serial Trap):</w:t>
+      </w:r>
+    </w:p>
+    <w:p>
+      <w:pPr>
+        <w:numPr>
+          <w:ilvl w:val="1"/>
+          <w:numId w:val="17"/>
+        </w:numPr>
+      </w:pPr>
+      <w:r>
+        <w:rPr>
+          <w:rtl/>
+        </w:rPr>
+        <w:t>إذا أعطيت هذه المليارات من العمليات لمعالج تسلسلي</w:t>
+      </w:r>
+      <w:r>
+        <w:t xml:space="preserve"> (CPU </w:t>
+      </w:r>
+      <w:r>
+        <w:rPr>
+          <w:rtl/>
+        </w:rPr>
+        <w:t>عادي</w:t>
+      </w:r>
+      <w:r>
+        <w:t>)</w:t>
+      </w:r>
+      <w:r>
+        <w:rPr>
+          <w:rtl/>
+        </w:rPr>
+        <w:t>، سيقوم بحسابها واحدة تلو الأخرى بسرعة فائقة، لكنه سيستغرق وقتاً طويلاً وزمن استجابة غير مقبول</w:t>
+      </w:r>
+      <w:r>
+        <w:t>.</w:t>
+      </w:r>
+    </w:p>
+    <w:p>
+      <w:pPr>
+        <w:numPr>
+          <w:ilvl w:val="1"/>
+          <w:numId w:val="17"/>
+        </w:numPr>
+      </w:pPr>
+      <w:r>
+        <w:rPr>
+          <w:rtl/>
+        </w:rPr>
+        <w:t xml:space="preserve">الحل الهندسي المنطقي ليس "تسريع حساب العملية الواحدة"، بل </w:t>
+      </w:r>
+      <w:r>
+        <w:rPr>
+          <w:b/>
+          <w:bCs/>
+        </w:rPr>
+        <w:t>"</w:t>
+      </w:r>
+      <w:r>
+        <w:rPr>
+          <w:b/>
+          <w:bCs/>
+          <w:rtl/>
+        </w:rPr>
+        <w:t>تنفيذ آلاف العمليات المستقلة في نفس دورة الساعة</w:t>
+      </w:r>
+      <w:r>
+        <w:rPr>
+          <w:b/>
+          <w:bCs/>
+        </w:rPr>
+        <w:t xml:space="preserve"> (In Parallel)"</w:t>
+      </w:r>
+      <w:r>
+        <w:rPr>
+          <w:rtl/>
+        </w:rPr>
+        <w:t>، وهذا هو السر وراء تفوق الـ</w:t>
+      </w:r>
+      <w:r>
+        <w:t xml:space="preserve"> GPU </w:t>
+      </w:r>
+      <w:r>
+        <w:rPr>
+          <w:rtl/>
+        </w:rPr>
+        <w:t>وظهور الـ</w:t>
+      </w:r>
+      <w:r>
+        <w:t xml:space="preserve"> NPU.</w:t>
+      </w:r>
+    </w:p>
+    <w:p>
+      <w:pPr>
+        <w:numPr>
+          <w:ilvl w:val="0"/>
+          <w:numId w:val="17"/>
+        </w:numPr>
+        <w:rPr>
+          <w:b/>
+          <w:bCs/>
+        </w:rPr>
+      </w:pPr>
+      <w:r>
+        <w:rPr>
+          <w:b/>
+          <w:bCs/>
+        </w:rPr>
+        <w:t xml:space="preserve">1. </w:t>
+      </w:r>
+      <w:r>
+        <w:rPr>
+          <w:b/>
+          <w:bCs/>
+          <w:rtl/>
+        </w:rPr>
+        <w:t>مسرعات الذكاء الاصطناعي</w:t>
+      </w:r>
+      <w:r>
+        <w:rPr>
+          <w:b/>
+          <w:bCs/>
+        </w:rPr>
+        <w:t xml:space="preserve"> (NPUs / TPUs)</w:t>
+      </w:r>
+    </w:p>
+    <w:p>
+      <w:pPr>
+        <w:numPr>
+          <w:ilvl w:val="0"/>
+          <w:numId w:val="17"/>
+        </w:numPr>
+      </w:pPr>
+      <w:r>
+        <w:rPr>
+          <w:b/>
+          <w:bCs/>
+          <w:rtl/>
+        </w:rPr>
+        <w:t>المعمارية المتخصصة</w:t>
+      </w:r>
+      <w:r>
+        <w:rPr>
+          <w:b/>
+          <w:bCs/>
+        </w:rPr>
+        <w:t>:</w:t>
+      </w:r>
+    </w:p>
+    <w:p>
+      <w:pPr>
+        <w:numPr>
+          <w:ilvl w:val="0"/>
+          <w:numId w:val="17"/>
+        </w:numPr>
+      </w:pPr>
+      <w:r>
+        <w:rPr>
+          <w:rtl/>
+        </w:rPr>
+        <w:t xml:space="preserve">بخلاف المعالجات العامة، صُممت هذه الرقائق </w:t>
+      </w:r>
+      <w:proofErr w:type="spellStart"/>
+      <w:r>
+        <w:rPr>
+          <w:rtl/>
+        </w:rPr>
+        <w:t>عتادياً</w:t>
+      </w:r>
+      <w:proofErr w:type="spellEnd"/>
+      <w:r>
+        <w:rPr>
+          <w:rtl/>
+        </w:rPr>
+        <w:t xml:space="preserve"> لمهمة حسابية محددة: تسريع عمليات </w:t>
+      </w:r>
+      <w:r>
+        <w:rPr>
+          <w:b/>
+          <w:bCs/>
+          <w:rtl/>
+        </w:rPr>
+        <w:t>الضرب والجمع المتراكم</w:t>
+      </w:r>
+      <w:r>
+        <w:rPr>
+          <w:b/>
+          <w:bCs/>
+        </w:rPr>
+        <w:t xml:space="preserve"> (Multiply-Accumulate - MAC)</w:t>
+      </w:r>
+      <w:r>
+        <w:rPr>
+          <w:rtl/>
+        </w:rPr>
+        <w:t>، والتي تشكل الأساس الرياضي لطبقات الشبكات العصبية</w:t>
+      </w:r>
+      <w:r>
+        <w:t>.</w:t>
+      </w:r>
+    </w:p>
+    <w:p>
+      <w:pPr>
+        <w:numPr>
+          <w:ilvl w:val="0"/>
+          <w:numId w:val="17"/>
+        </w:numPr>
+      </w:pPr>
+      <w:r>
+        <w:rPr>
+          <w:b/>
+          <w:bCs/>
+          <w:rtl/>
+        </w:rPr>
+        <w:t>تجاوز بطء نقل البيانات</w:t>
+      </w:r>
+      <w:r>
+        <w:rPr>
+          <w:b/>
+          <w:bCs/>
+        </w:rPr>
+        <w:t>:</w:t>
+      </w:r>
+    </w:p>
+    <w:p>
+      <w:pPr>
+        <w:numPr>
+          <w:ilvl w:val="0"/>
+          <w:numId w:val="17"/>
+        </w:numPr>
+      </w:pPr>
+      <w:r>
+        <w:rPr>
+          <w:rtl/>
+        </w:rPr>
+        <w:lastRenderedPageBreak/>
+        <w:t>في المعالجات التقليدية، يستغرق نقل البيانات المستمر بين الذاكرة ووحدة المعالجة وقتاً وطاقة أكبر من الحساب نفسه</w:t>
+      </w:r>
+      <w:r>
+        <w:t>.</w:t>
+      </w:r>
+    </w:p>
+    <w:p>
+      <w:pPr>
+        <w:numPr>
+          <w:ilvl w:val="0"/>
+          <w:numId w:val="17"/>
+        </w:numPr>
+      </w:pPr>
+      <w:r>
+        <w:rPr>
+          <w:rtl/>
+        </w:rPr>
+        <w:t>تعتمد المسرعات على تمرير البيانات مباشرة بين وحدات الحساب المتجاورة داخل الشريحة، مما يقلل الاعتماد على الذاكرة الخارجية ويوفر سرعة استجابة عالية مع استهلاك منخفض جداً للطاقة</w:t>
+      </w:r>
+      <w:r>
+        <w:t>.</w:t>
+      </w:r>
+    </w:p>
+    <w:p>
+      <w:pPr>
+        <w:numPr>
+          <w:ilvl w:val="0"/>
+          <w:numId w:val="17"/>
+        </w:numPr>
+        <w:rPr>
+          <w:b/>
+          <w:bCs/>
+        </w:rPr>
+      </w:pPr>
+      <w:r>
+        <w:rPr>
+          <w:b/>
+          <w:bCs/>
+        </w:rPr>
+        <w:t xml:space="preserve">2. </w:t>
+      </w:r>
+      <w:r>
+        <w:rPr>
+          <w:b/>
+          <w:bCs/>
+          <w:rtl/>
+        </w:rPr>
+        <w:t>حلقة الوصل بين البرمجيات والعتاد (تقنيات تحسين النماذج)</w:t>
+      </w:r>
+    </w:p>
+    <w:p>
+      <w:pPr>
+        <w:numPr>
+          <w:ilvl w:val="0"/>
+          <w:numId w:val="17"/>
+        </w:numPr>
+      </w:pPr>
+      <w:r>
+        <w:rPr>
+          <w:b/>
+          <w:bCs/>
+          <w:rtl/>
+        </w:rPr>
+        <w:t>سبب الحاجة للتحسين</w:t>
+      </w:r>
+      <w:r>
+        <w:rPr>
+          <w:b/>
+          <w:bCs/>
+        </w:rPr>
+        <w:t>:</w:t>
+      </w:r>
+    </w:p>
+    <w:p>
+      <w:pPr>
+        <w:numPr>
+          <w:ilvl w:val="0"/>
+          <w:numId w:val="17"/>
+        </w:numPr>
+      </w:pPr>
+      <w:r>
+        <w:rPr>
+          <w:rtl/>
+        </w:rPr>
+        <w:t>تُدرَّب النماذج برمجياً باستخدام أرقام عشرية دقيقة</w:t>
+      </w:r>
+      <w:r>
+        <w:t xml:space="preserve"> (FP32 - 32-bit Floating Point)</w:t>
+      </w:r>
+      <w:r>
+        <w:rPr>
+          <w:rtl/>
+        </w:rPr>
+        <w:t>، بينما الرقائق الطرفية مصممة لتحقيق أعلى كفاءة وسرعة عند معالجة الأعداد الصحيحة الصغيرة</w:t>
+      </w:r>
+      <w:r>
+        <w:t>.</w:t>
+      </w:r>
+    </w:p>
+    <w:p>
+      <w:pPr>
+        <w:numPr>
+          <w:ilvl w:val="0"/>
+          <w:numId w:val="17"/>
+        </w:numPr>
+      </w:pPr>
+      <w:r>
+        <w:rPr>
+          <w:b/>
+          <w:bCs/>
+          <w:rtl/>
+        </w:rPr>
+        <w:t>تقنية التكميم</w:t>
+      </w:r>
+      <w:r>
+        <w:rPr>
+          <w:b/>
+          <w:bCs/>
+        </w:rPr>
+        <w:t xml:space="preserve"> (Quantization </w:t>
+      </w:r>
+      <w:r>
+        <w:rPr>
+          <w:b/>
+          <w:bCs/>
+          <w:rtl/>
+        </w:rPr>
+        <w:t>من</w:t>
+      </w:r>
+      <w:r>
+        <w:rPr>
+          <w:b/>
+          <w:bCs/>
+        </w:rPr>
+        <w:t xml:space="preserve"> FP32 </w:t>
+      </w:r>
+      <w:r>
+        <w:rPr>
+          <w:b/>
+          <w:bCs/>
+          <w:rtl/>
+        </w:rPr>
+        <w:t>إلى</w:t>
+      </w:r>
+      <w:r>
+        <w:rPr>
+          <w:b/>
+          <w:bCs/>
+        </w:rPr>
+        <w:t xml:space="preserve"> INT8):</w:t>
+      </w:r>
+    </w:p>
+    <w:p>
+      <w:pPr>
+        <w:numPr>
+          <w:ilvl w:val="0"/>
+          <w:numId w:val="17"/>
+        </w:numPr>
+      </w:pPr>
+      <w:r>
+        <w:rPr>
+          <w:rtl/>
+        </w:rPr>
+        <w:t>هي عملية تحويل رياضي تخفض تمثيل أوزان ومدخلات النموذج من أرقام عشرية تأخذ 32 بت إلى أعداد صحيحة تأخذ 8 بت فقط</w:t>
+      </w:r>
+      <w:r>
+        <w:t>.</w:t>
+      </w:r>
+    </w:p>
+    <w:p>
+      <w:pPr>
+        <w:numPr>
+          <w:ilvl w:val="0"/>
+          <w:numId w:val="17"/>
+        </w:numPr>
+      </w:pPr>
+      <w:r>
+        <w:rPr>
+          <w:b/>
+          <w:bCs/>
+          <w:rtl/>
+        </w:rPr>
+        <w:t>الأثر على الأجهزة الطرفية</w:t>
+      </w:r>
+      <w:r>
+        <w:rPr>
+          <w:b/>
+          <w:bCs/>
+        </w:rPr>
+        <w:t>:</w:t>
+      </w:r>
+    </w:p>
+    <w:p>
+      <w:pPr>
+        <w:numPr>
+          <w:ilvl w:val="0"/>
+          <w:numId w:val="17"/>
+        </w:numPr>
+      </w:pPr>
+      <w:r>
+        <w:rPr>
+          <w:b/>
+          <w:bCs/>
+          <w:rtl/>
+        </w:rPr>
+        <w:t>تقليص الحجم بنسبة 75</w:t>
+      </w:r>
+      <w:r>
+        <w:rPr>
+          <w:b/>
+          <w:bCs/>
+        </w:rPr>
+        <w:t>%:</w:t>
+      </w:r>
+      <w:r>
+        <w:t xml:space="preserve"> </w:t>
+      </w:r>
+      <w:r>
+        <w:rPr>
+          <w:rtl/>
+        </w:rPr>
+        <w:t>يقل حجم النموذج إلى الربع، مما يسمح بتخزينه وتشغيله داخل الذاكرة المحدودة للجهاز الطرفي</w:t>
+      </w:r>
+      <w:r>
+        <w:t>.</w:t>
+      </w:r>
+    </w:p>
+    <w:p>
+      <w:pPr>
+        <w:numPr>
+          <w:ilvl w:val="0"/>
+          <w:numId w:val="17"/>
+        </w:numPr>
+      </w:pPr>
+      <w:r>
+        <w:rPr>
+          <w:b/>
+          <w:bCs/>
+          <w:rtl/>
+        </w:rPr>
+        <w:t>تسريع الاستدلال</w:t>
+      </w:r>
+      <w:r>
+        <w:rPr>
+          <w:b/>
+          <w:bCs/>
+        </w:rPr>
+        <w:t>:</w:t>
+      </w:r>
+      <w:r>
+        <w:t xml:space="preserve"> </w:t>
+      </w:r>
+      <w:r>
+        <w:rPr>
+          <w:rtl/>
+        </w:rPr>
+        <w:t>معالجة الأعداد الصحيحة أسرع وأقل تعقيداً على عتاد الشريحة مقارنة بالكسور العشرية، مع توفير كبير في طاقة البطارية</w:t>
+      </w:r>
+      <w:r>
+        <w:t>.</w:t>
+      </w:r>
+    </w:p>
+    <w:p>
+      <w:pPr>
+        <w:numPr>
+          <w:ilvl w:val="0"/>
+          <w:numId w:val="17"/>
+        </w:numPr>
+      </w:pPr>
+      <w:r>
+        <w:rPr>
+          <w:b/>
+          <w:bCs/>
+          <w:rtl/>
+        </w:rPr>
+        <w:t>الحفاظ على الدقة</w:t>
+      </w:r>
+      <w:r>
+        <w:rPr>
+          <w:b/>
+          <w:bCs/>
+        </w:rPr>
+        <w:t>:</w:t>
+      </w:r>
+      <w:r>
+        <w:t xml:space="preserve"> </w:t>
+      </w:r>
+      <w:r>
+        <w:rPr>
+          <w:rtl/>
+        </w:rPr>
+        <w:t>طبيعة الشبكات العصبية تتقبل هذا التقريب الرياضي دون تأثر ملحوظ في دقة القرار النهائي</w:t>
+      </w:r>
+      <w:r>
+        <w:t>.</w:t>
+      </w:r>
+    </w:p>
+    <w:p>
+      <w:pPr>
+        <w:numPr>
+          <w:ilvl w:val="0"/>
+          <w:numId w:val="17"/>
+        </w:numPr>
         <w:rPr>
           <w:rFonts w:hint="cs"/>
         </w:rPr>
@@ -1776,6 +2658,155 @@
     </w:lvl>
   </w:abstractNum>
   <w:abstractNum w:abstractNumId="2" w15:restartNumberingAfterBreak="0">
+    <w:nsid w:val="0A714EEE"/>
+    <w:multiLevelType w:val="multilevel"/>
+    <w:tmpl w:val="7AF22ACE"/>
+    <w:lvl w:ilvl="0">
+      <w:start w:val="1"/>
+      <w:numFmt w:val="bullet"/>
+      <w:lvlText w:val=""/>
+      <w:lvlJc w:val="left"/>
+      <w:pPr>
+        <w:tabs>
+          <w:tab w:val="num" w:pos="720"/>
+        </w:tabs>
+        <w:ind w:left="720" w:hanging="360"/>
+      </w:pPr>
+      <w:rPr>
+        <w:rFonts w:ascii="Symbol" w:hAnsi="Symbol" w:hint="default"/>
+        <w:sz w:val="20"/>
+      </w:rPr>
+    </w:lvl>
+    <w:lvl w:ilvl="1">
+      <w:start w:val="1"/>
+      <w:numFmt w:val="bullet"/>
+      <w:lvlText w:val="o"/>
+      <w:lvlJc w:val="left"/>
+      <w:pPr>
+        <w:tabs>
+          <w:tab w:val="num" w:pos="1440"/>
+        </w:tabs>
+        <w:ind w:left="1440" w:hanging="360"/>
+      </w:pPr>
+      <w:rPr>
+        <w:rFonts w:ascii="Courier New" w:hAnsi="Courier New" w:hint="default"/>
+        <w:sz w:val="20"/>
+      </w:rPr>
+    </w:lvl>
+    <w:lvl w:ilvl="2" w:tentative="1">
+      <w:start w:val="1"/>
+      <w:numFmt w:val="bullet"/>
+      <w:lvlText w:val=""/>
+      <w:lvlJc w:val="left"/>
+      <w:pPr>
+        <w:tabs>
+          <w:tab w:val="num" w:pos="2160"/>
+        </w:tabs>
+        <w:ind w:left="2160" w:hanging="360"/>
+      </w:pPr>
+      <w:rPr>
+        <w:rFonts w:ascii="Wingdings" w:hAnsi="Wingdings" w:hint="default"/>
+        <w:sz w:val="20"/>
+      </w:rPr>
+    </w:lvl>
+    <w:lvl w:ilvl="3" w:tentative="1">
+      <w:start w:val="1"/>
+      <w:numFmt w:val="bullet"/>
+      <w:lvlText w:val=""/>
+      <w:lvlJc w:val="left"/>
+      <w:pPr>
+        <w:tabs>
+          <w:tab w:val="num" w:pos="2880"/>
+        </w:tabs>
+        <w:ind w:left="2880" w:hanging="360"/>
+      </w:pPr>
+      <w:rPr>
+        <w:rFonts w:ascii="Wingdings" w:hAnsi="Wingdings" w:hint="default"/>
+        <w:sz w:val="20"/>
+      </w:rPr>
+    </w:lvl>
+    <w:lvl w:ilvl="4" w:tentative="1">
+      <w:start w:val="1"/>
+      <w:numFmt w:val="bullet"/>
+      <w:lvlText w:val=""/>
+      <w:lvlJc w:val="left"/>
+      <w:pPr>
+        <w:tabs>
+          <w:tab w:val="num" w:pos="3600"/>
+        </w:tabs>
+        <w:ind w:left="3600" w:hanging="360"/>
+      </w:pPr>
+      <w:rPr>
+        <w:rFonts w:ascii="Wingdings" w:hAnsi="Wingdings" w:hint="default"/>
+        <w:sz w:val="20"/>
+      </w:rPr>
+    </w:lvl>
+    <w:lvl w:ilvl="5" w:tentative="1">
+      <w:start w:val="1"/>
+      <w:numFmt w:val="bullet"/>
+      <w:lvlText w:val=""/>
+      <w:lvlJc w:val="left"/>
+      <w:pPr>
+        <w:tabs>
+          <w:tab w:val="num" w:pos="4320"/>
+        </w:tabs>
+        <w:ind w:left="4320" w:hanging="360"/>
+      </w:pPr>
+      <w:rPr>
+        <w:rFonts w:ascii="Wingdings" w:hAnsi="Wingdings" w:hint="default"/>
+        <w:sz w:val="20"/>
+      </w:rPr>
+    </w:lvl>
+    <w:lvl w:ilvl="6" w:tentative="1">
+      <w:start w:val="1"/>
+      <w:numFmt w:val="bullet"/>
+      <w:lvlText w:val=""/>
+      <w:lvlJc w:val="left"/>
+      <w:pPr>
+        <w:tabs>
+          <w:tab w:val="num" w:pos="5040"/>
+        </w:tabs>
+        <w:ind w:left="5040" w:hanging="360"/>
+      </w:pPr>
+      <w:rPr>
+        <w:rFonts w:ascii="Wingdings" w:hAnsi="Wingdings" w:hint="default"/>
+        <w:sz w:val="20"/>
+      </w:rPr>
+    </w:lvl>
+    <w:lvl w:ilvl="7" w:tentative="1">
+      <w:start w:val="1"/>
+      <w:numFmt w:val="bullet"/>
+      <w:lvlText w:val=""/>
+      <w:lvlJc w:val="left"/>
+      <w:pPr>
+        <w:tabs>
+          <w:tab w:val="num" w:pos="5760"/>
+        </w:tabs>
+        <w:ind w:left="5760" w:hanging="360"/>
+      </w:pPr>
+      <w:rPr>
+        <w:rFonts w:ascii="Wingdings" w:hAnsi="Wingdings" w:hint="default"/>
+        <w:sz w:val="20"/>
+      </w:rPr>
+    </w:lvl>
+    <w:lvl w:ilvl="8" w:tentative="1">
+      <w:start w:val="1"/>
+      <w:numFmt w:val="bullet"/>
+      <w:lvlText w:val=""/>
+      <w:lvlJc w:val="left"/>
+      <w:pPr>
+        <w:tabs>
+          <w:tab w:val="num" w:pos="6480"/>
+        </w:tabs>
+        <w:ind w:left="6480" w:hanging="360"/>
+      </w:pPr>
+      <w:rPr>
+        <w:rFonts w:ascii="Wingdings" w:hAnsi="Wingdings" w:hint="default"/>
+        <w:sz w:val="20"/>
+      </w:rPr>
+    </w:lvl>
+  </w:abstractNum>
+  <w:abstractNum w:abstractNumId="3" w15:restartNumberingAfterBreak="0">
     <w:nsid w:val="0A9821FF"/>
     <w:multiLevelType w:val="multilevel"/>
     <w:tmpl w:val="C0F04C4C"/>
@@ -1924,7 +2955,301 @@
       </w:rPr>
     </w:lvl>
   </w:abstractNum>
-  <w:abstractNum w:abstractNumId="3" w15:restartNumberingAfterBreak="0">
+  <w:abstractNum w:abstractNumId="4" w15:restartNumberingAfterBreak="0">
+    <w:nsid w:val="192F4300"/>
+    <w:multiLevelType w:val="multilevel"/>
+    <w:tmpl w:val="4552C626"/>
+    <w:lvl w:ilvl="0">
+      <w:start w:val="1"/>
+      <w:numFmt w:val="bullet"/>
+      <w:lvlText w:val=""/>
+      <w:lvlJc w:val="left"/>
+      <w:pPr>
+        <w:tabs>
+          <w:tab w:val="num" w:pos="720"/>
+        </w:tabs>
+        <w:ind w:left="720" w:hanging="360"/>
+      </w:pPr>
+      <w:rPr>
+        <w:rFonts w:ascii="Symbol" w:hAnsi="Symbol" w:hint="default"/>
+        <w:sz w:val="20"/>
+      </w:rPr>
+    </w:lvl>
+    <w:lvl w:ilvl="1">
+      <w:start w:val="1"/>
+      <w:numFmt w:val="bullet"/>
+      <w:lvlText w:val="o"/>
+      <w:lvlJc w:val="left"/>
+      <w:pPr>
+        <w:tabs>
+          <w:tab w:val="num" w:pos="1440"/>
+        </w:tabs>
+        <w:ind w:left="1440" w:hanging="360"/>
+      </w:pPr>
+      <w:rPr>
+        <w:rFonts w:ascii="Courier New" w:hAnsi="Courier New" w:hint="default"/>
+        <w:sz w:val="20"/>
+      </w:rPr>
+    </w:lvl>
+    <w:lvl w:ilvl="2" w:tentative="1">
+      <w:start w:val="1"/>
+      <w:numFmt w:val="bullet"/>
+      <w:lvlText w:val=""/>
+      <w:lvlJc w:val="left"/>
+      <w:pPr>
+        <w:tabs>
+          <w:tab w:val="num" w:pos="2160"/>
+        </w:tabs>
+        <w:ind w:left="2160" w:hanging="360"/>
+      </w:pPr>
+      <w:rPr>
+        <w:rFonts w:ascii="Wingdings" w:hAnsi="Wingdings" w:hint="default"/>
+        <w:sz w:val="20"/>
+      </w:rPr>
+    </w:lvl>
+    <w:lvl w:ilvl="3" w:tentative="1">
+      <w:start w:val="1"/>
+      <w:numFmt w:val="bullet"/>
+      <w:lvlText w:val=""/>
+      <w:lvlJc w:val="left"/>
+      <w:pPr>
+        <w:tabs>
+          <w:tab w:val="num" w:pos="2880"/>
+        </w:tabs>
+        <w:ind w:left="2880" w:hanging="360"/>
+      </w:pPr>
+      <w:rPr>
+        <w:rFonts w:ascii="Wingdings" w:hAnsi="Wingdings" w:hint="default"/>
+        <w:sz w:val="20"/>
+      </w:rPr>
+    </w:lvl>
+    <w:lvl w:ilvl="4" w:tentative="1">
+      <w:start w:val="1"/>
+      <w:numFmt w:val="bullet"/>
+      <w:lvlText w:val=""/>
+      <w:lvlJc w:val="left"/>
+      <w:pPr>
+        <w:tabs>
+          <w:tab w:val="num" w:pos="3600"/>
+        </w:tabs>
+        <w:ind w:left="3600" w:hanging="360"/>
+      </w:pPr>
+      <w:rPr>
+        <w:rFonts w:ascii="Wingdings" w:hAnsi="Wingdings" w:hint="default"/>
+        <w:sz w:val="20"/>
+      </w:rPr>
+    </w:lvl>
+    <w:lvl w:ilvl="5" w:tentative="1">
+      <w:start w:val="1"/>
+      <w:numFmt w:val="bullet"/>
+      <w:lvlText w:val=""/>
+      <w:lvlJc w:val="left"/>
+      <w:pPr>
+        <w:tabs>
+          <w:tab w:val="num" w:pos="4320"/>
+        </w:tabs>
+        <w:ind w:left="4320" w:hanging="360"/>
+      </w:pPr>
+      <w:rPr>
+        <w:rFonts w:ascii="Wingdings" w:hAnsi="Wingdings" w:hint="default"/>
+        <w:sz w:val="20"/>
+      </w:rPr>
+    </w:lvl>
+    <w:lvl w:ilvl="6" w:tentative="1">
+      <w:start w:val="1"/>
+      <w:numFmt w:val="bullet"/>
+      <w:lvlText w:val=""/>
+      <w:lvlJc w:val="left"/>
+      <w:pPr>
+        <w:tabs>
+          <w:tab w:val="num" w:pos="5040"/>
+        </w:tabs>
+        <w:ind w:left="5040" w:hanging="360"/>
+      </w:pPr>
+      <w:rPr>
+        <w:rFonts w:ascii="Wingdings" w:hAnsi="Wingdings" w:hint="default"/>
+        <w:sz w:val="20"/>
+      </w:rPr>
+    </w:lvl>
+    <w:lvl w:ilvl="7" w:tentative="1">
+      <w:start w:val="1"/>
+      <w:numFmt w:val="bullet"/>
+      <w:lvlText w:val=""/>
+      <w:lvlJc w:val="left"/>
+      <w:pPr>
+        <w:tabs>
+          <w:tab w:val="num" w:pos="5760"/>
+        </w:tabs>
+        <w:ind w:left="5760" w:hanging="360"/>
+      </w:pPr>
+      <w:rPr>
+        <w:rFonts w:ascii="Wingdings" w:hAnsi="Wingdings" w:hint="default"/>
+        <w:sz w:val="20"/>
+      </w:rPr>
+    </w:lvl>
+    <w:lvl w:ilvl="8" w:tentative="1">
+      <w:start w:val="1"/>
+      <w:numFmt w:val="bullet"/>
+      <w:lvlText w:val=""/>
+      <w:lvlJc w:val="left"/>
+      <w:pPr>
+        <w:tabs>
+          <w:tab w:val="num" w:pos="6480"/>
+        </w:tabs>
+        <w:ind w:left="6480" w:hanging="360"/>
+      </w:pPr>
+      <w:rPr>
+        <w:rFonts w:ascii="Wingdings" w:hAnsi="Wingdings" w:hint="default"/>
+        <w:sz w:val="20"/>
+      </w:rPr>
+    </w:lvl>
+  </w:abstractNum>
+  <w:abstractNum w:abstractNumId="5" w15:restartNumberingAfterBreak="0">
+    <w:nsid w:val="2CF55C57"/>
+    <w:multiLevelType w:val="multilevel"/>
+    <w:tmpl w:val="639A9032"/>
+    <w:lvl w:ilvl="0">
+      <w:start w:val="1"/>
+      <w:numFmt w:val="bullet"/>
+      <w:lvlText w:val=""/>
+      <w:lvlJc w:val="left"/>
+      <w:pPr>
+        <w:tabs>
+          <w:tab w:val="num" w:pos="720"/>
+        </w:tabs>
+        <w:ind w:left="720" w:hanging="360"/>
+      </w:pPr>
+      <w:rPr>
+        <w:rFonts w:ascii="Symbol" w:hAnsi="Symbol" w:hint="default"/>
+        <w:sz w:val="20"/>
+      </w:rPr>
+    </w:lvl>
+    <w:lvl w:ilvl="1">
+      <w:start w:val="1"/>
+      <w:numFmt w:val="decimal"/>
+      <w:lvlText w:val="%2."/>
+      <w:lvlJc w:val="left"/>
+      <w:pPr>
+        <w:tabs>
+          <w:tab w:val="num" w:pos="1440"/>
+        </w:tabs>
+        <w:ind w:left="1440" w:hanging="360"/>
+      </w:pPr>
+    </w:lvl>
+    <w:lvl w:ilvl="2" w:tentative="1">
+      <w:start w:val="1"/>
+      <w:numFmt w:val="bullet"/>
+      <w:lvlText w:val=""/>
+      <w:lvlJc w:val="left"/>
+      <w:pPr>
+        <w:tabs>
+          <w:tab w:val="num" w:pos="2160"/>
+        </w:tabs>
+        <w:ind w:left="2160" w:hanging="360"/>
+      </w:pPr>
+      <w:rPr>
+        <w:rFonts w:ascii="Wingdings" w:hAnsi="Wingdings" w:hint="default"/>
+        <w:sz w:val="20"/>
+      </w:rPr>
+    </w:lvl>
+    <w:lvl w:ilvl="3" w:tentative="1">
+      <w:start w:val="1"/>
+      <w:numFmt w:val="bullet"/>
+      <w:lvlText w:val=""/>
+      <w:lvlJc w:val="left"/>
+      <w:pPr>
+        <w:tabs>
+          <w:tab w:val="num" w:pos="2880"/>
+        </w:tabs>
+        <w:ind w:left="2880" w:hanging="360"/>
+      </w:pPr>
+      <w:rPr>
+        <w:rFonts w:ascii="Wingdings" w:hAnsi="Wingdings" w:hint="default"/>
+        <w:sz w:val="20"/>
+      </w:rPr>
+    </w:lvl>
+    <w:lvl w:ilvl="4" w:tentative="1">
+      <w:start w:val="1"/>
+      <w:numFmt w:val="bullet"/>
+      <w:lvlText w:val=""/>
+      <w:lvlJc w:val="left"/>
+      <w:pPr>
+        <w:tabs>
+          <w:tab w:val="num" w:pos="3600"/>
+        </w:tabs>
+        <w:ind w:left="3600" w:hanging="360"/>
+      </w:pPr>
+      <w:rPr>
+        <w:rFonts w:ascii="Wingdings" w:hAnsi="Wingdings" w:hint="default"/>
+        <w:sz w:val="20"/>
+      </w:rPr>
+    </w:lvl>
+    <w:lvl w:ilvl="5" w:tentative="1">
+      <w:start w:val="1"/>
+      <w:numFmt w:val="bullet"/>
+      <w:lvlText w:val=""/>
+      <w:lvlJc w:val="left"/>
+      <w:pPr>
+        <w:tabs>
+          <w:tab w:val="num" w:pos="4320"/>
+        </w:tabs>
+        <w:ind w:left="4320" w:hanging="360"/>
+      </w:pPr>
+      <w:rPr>
+        <w:rFonts w:ascii="Wingdings" w:hAnsi="Wingdings" w:hint="default"/>
+        <w:sz w:val="20"/>
+      </w:rPr>
+    </w:lvl>
+    <w:lvl w:ilvl="6" w:tentative="1">
+      <w:start w:val="1"/>
+      <w:numFmt w:val="bullet"/>
+      <w:lvlText w:val=""/>
+      <w:lvlJc w:val="left"/>
+      <w:pPr>
+        <w:tabs>
+          <w:tab w:val="num" w:pos="5040"/>
+        </w:tabs>
+        <w:ind w:left="5040" w:hanging="360"/>
+      </w:pPr>
+      <w:rPr>
+        <w:rFonts w:ascii="Wingdings" w:hAnsi="Wingdings" w:hint="default"/>
+        <w:sz w:val="20"/>
+      </w:rPr>
+    </w:lvl>
+    <w:lvl w:ilvl="7" w:tentative="1">
+      <w:start w:val="1"/>
+      <w:numFmt w:val="bullet"/>
+      <w:lvlText w:val=""/>
+      <w:lvlJc w:val="left"/>
+      <w:pPr>
+        <w:tabs>
+          <w:tab w:val="num" w:pos="5760"/>
+        </w:tabs>
+        <w:ind w:left="5760" w:hanging="360"/>
+      </w:pPr>
+      <w:rPr>
+        <w:rFonts w:ascii="Wingdings" w:hAnsi="Wingdings" w:hint="default"/>
+        <w:sz w:val="20"/>
+      </w:rPr>
+    </w:lvl>
+    <w:lvl w:ilvl="8" w:tentative="1">
+      <w:start w:val="1"/>
+      <w:numFmt w:val="bullet"/>
+      <w:lvlText w:val=""/>
+      <w:lvlJc w:val="left"/>
+      <w:pPr>
+        <w:tabs>
+          <w:tab w:val="num" w:pos="6480"/>
+        </w:tabs>
+        <w:ind w:left="6480" w:hanging="360"/>
+      </w:pPr>
+      <w:rPr>
+        <w:rFonts w:ascii="Wingdings" w:hAnsi="Wingdings" w:hint="default"/>
+        <w:sz w:val="20"/>
+      </w:rPr>
+    </w:lvl>
+  </w:abstractNum>
+  <w:abstractNum w:abstractNumId="6" w15:restartNumberingAfterBreak="0">
     <w:nsid w:val="397468D0"/>
     <w:multiLevelType w:val="multilevel"/>
     <w:tmpl w:val="74AA37D8"/>
@@ -2073,7 +3398,7 @@
       </w:rPr>
     </w:lvl>
   </w:abstractNum>
-  <w:abstractNum w:abstractNumId="4" w15:restartNumberingAfterBreak="0">
+  <w:abstractNum w:abstractNumId="7" w15:restartNumberingAfterBreak="0">
     <w:nsid w:val="39AC2899"/>
     <w:multiLevelType w:val="multilevel"/>
     <w:tmpl w:val="56685014"/>
@@ -2222,7 +3547,7 @@
       </w:rPr>
     </w:lvl>
   </w:abstractNum>
-  <w:abstractNum w:abstractNumId="5" w15:restartNumberingAfterBreak="0">
+  <w:abstractNum w:abstractNumId="8" w15:restartNumberingAfterBreak="0">
     <w:nsid w:val="3A8A7892"/>
     <w:multiLevelType w:val="multilevel"/>
     <w:tmpl w:val="BBF888C4"/>
@@ -2371,7 +3696,7 @@
       </w:rPr>
     </w:lvl>
   </w:abstractNum>
-  <w:abstractNum w:abstractNumId="6" w15:restartNumberingAfterBreak="0">
+  <w:abstractNum w:abstractNumId="9" w15:restartNumberingAfterBreak="0">
     <w:nsid w:val="40CE5123"/>
     <w:multiLevelType w:val="multilevel"/>
     <w:tmpl w:val="D81C44D8"/>
@@ -2520,7 +3845,7 @@
       </w:rPr>
     </w:lvl>
   </w:abstractNum>
-  <w:abstractNum w:abstractNumId="7" w15:restartNumberingAfterBreak="0">
+  <w:abstractNum w:abstractNumId="10" w15:restartNumberingAfterBreak="0">
     <w:nsid w:val="48FB07B3"/>
     <w:multiLevelType w:val="multilevel"/>
     <w:tmpl w:val="319A39F2"/>
@@ -2669,7 +3994,156 @@
       </w:rPr>
     </w:lvl>
   </w:abstractNum>
-  <w:abstractNum w:abstractNumId="8" w15:restartNumberingAfterBreak="0">
+  <w:abstractNum w:abstractNumId="11" w15:restartNumberingAfterBreak="0">
+    <w:nsid w:val="517F3AFE"/>
+    <w:multiLevelType w:val="multilevel"/>
+    <w:tmpl w:val="D32A94E6"/>
+    <w:lvl w:ilvl="0">
+      <w:start w:val="1"/>
+      <w:numFmt w:val="bullet"/>
+      <w:lvlText w:val=""/>
+      <w:lvlJc w:val="left"/>
+      <w:pPr>
+        <w:tabs>
+          <w:tab w:val="num" w:pos="720"/>
+        </w:tabs>
+        <w:ind w:left="720" w:hanging="360"/>
+      </w:pPr>
+      <w:rPr>
+        <w:rFonts w:ascii="Symbol" w:hAnsi="Symbol" w:hint="default"/>
+        <w:sz w:val="20"/>
+      </w:rPr>
+    </w:lvl>
+    <w:lvl w:ilvl="1">
+      <w:start w:val="1"/>
+      <w:numFmt w:val="bullet"/>
+      <w:lvlText w:val="o"/>
+      <w:lvlJc w:val="left"/>
+      <w:pPr>
+        <w:tabs>
+          <w:tab w:val="num" w:pos="1440"/>
+        </w:tabs>
+        <w:ind w:left="1440" w:hanging="360"/>
+      </w:pPr>
+      <w:rPr>
+        <w:rFonts w:ascii="Courier New" w:hAnsi="Courier New" w:hint="default"/>
+        <w:sz w:val="20"/>
+      </w:rPr>
+    </w:lvl>
+    <w:lvl w:ilvl="2" w:tentative="1">
+      <w:start w:val="1"/>
+      <w:numFmt w:val="bullet"/>
+      <w:lvlText w:val=""/>
+      <w:lvlJc w:val="left"/>
+      <w:pPr>
+        <w:tabs>
+          <w:tab w:val="num" w:pos="2160"/>
+        </w:tabs>
+        <w:ind w:left="2160" w:hanging="360"/>
+      </w:pPr>
+      <w:rPr>
+        <w:rFonts w:ascii="Wingdings" w:hAnsi="Wingdings" w:hint="default"/>
+        <w:sz w:val="20"/>
+      </w:rPr>
+    </w:lvl>
+    <w:lvl w:ilvl="3" w:tentative="1">
+      <w:start w:val="1"/>
+      <w:numFmt w:val="bullet"/>
+      <w:lvlText w:val=""/>
+      <w:lvlJc w:val="left"/>
+      <w:pPr>
+        <w:tabs>
+          <w:tab w:val="num" w:pos="2880"/>
+        </w:tabs>
+        <w:ind w:left="2880" w:hanging="360"/>
+      </w:pPr>
+      <w:rPr>
+        <w:rFonts w:ascii="Wingdings" w:hAnsi="Wingdings" w:hint="default"/>
+        <w:sz w:val="20"/>
+      </w:rPr>
+    </w:lvl>
+    <w:lvl w:ilvl="4" w:tentative="1">
+      <w:start w:val="1"/>
+      <w:numFmt w:val="bullet"/>
+      <w:lvlText w:val=""/>
+      <w:lvlJc w:val="left"/>
+      <w:pPr>
+        <w:tabs>
+          <w:tab w:val="num" w:pos="3600"/>
+        </w:tabs>
+        <w:ind w:left="3600" w:hanging="360"/>
+      </w:pPr>
+      <w:rPr>
+        <w:rFonts w:ascii="Wingdings" w:hAnsi="Wingdings" w:hint="default"/>
+        <w:sz w:val="20"/>
+      </w:rPr>
+    </w:lvl>
+    <w:lvl w:ilvl="5" w:tentative="1">
+      <w:start w:val="1"/>
+      <w:numFmt w:val="bullet"/>
+      <w:lvlText w:val=""/>
+      <w:lvlJc w:val="left"/>
+      <w:pPr>
+        <w:tabs>
+          <w:tab w:val="num" w:pos="4320"/>
+        </w:tabs>
+        <w:ind w:left="4320" w:hanging="360"/>
+      </w:pPr>
+      <w:rPr>
+        <w:rFonts w:ascii="Wingdings" w:hAnsi="Wingdings" w:hint="default"/>
+        <w:sz w:val="20"/>
+      </w:rPr>
+    </w:lvl>
+    <w:lvl w:ilvl="6" w:tentative="1">
+      <w:start w:val="1"/>
+      <w:numFmt w:val="bullet"/>
+      <w:lvlText w:val=""/>
+      <w:lvlJc w:val="left"/>
+      <w:pPr>
+        <w:tabs>
+          <w:tab w:val="num" w:pos="5040"/>
+        </w:tabs>
+        <w:ind w:left="5040" w:hanging="360"/>
+      </w:pPr>
+      <w:rPr>
+        <w:rFonts w:ascii="Wingdings" w:hAnsi="Wingdings" w:hint="default"/>
+        <w:sz w:val="20"/>
+      </w:rPr>
+    </w:lvl>
+    <w:lvl w:ilvl="7" w:tentative="1">
+      <w:start w:val="1"/>
+      <w:numFmt w:val="bullet"/>
+      <w:lvlText w:val=""/>
+      <w:lvlJc w:val="left"/>
+      <w:pPr>
+        <w:tabs>
+          <w:tab w:val="num" w:pos="5760"/>
+        </w:tabs>
+        <w:ind w:left="5760" w:hanging="360"/>
+      </w:pPr>
+      <w:rPr>
+        <w:rFonts w:ascii="Wingdings" w:hAnsi="Wingdings" w:hint="default"/>
+        <w:sz w:val="20"/>
+      </w:rPr>
+    </w:lvl>
+    <w:lvl w:ilvl="8" w:tentative="1">
+      <w:start w:val="1"/>
+      <w:numFmt w:val="bullet"/>
+      <w:lvlText w:val=""/>
+      <w:lvlJc w:val="left"/>
+      <w:pPr>
+        <w:tabs>
+          <w:tab w:val="num" w:pos="6480"/>
+        </w:tabs>
+        <w:ind w:left="6480" w:hanging="360"/>
+      </w:pPr>
+      <w:rPr>
+        <w:rFonts w:ascii="Wingdings" w:hAnsi="Wingdings" w:hint="default"/>
+        <w:sz w:val="20"/>
+      </w:rPr>
+    </w:lvl>
+  </w:abstractNum>
+  <w:abstractNum w:abstractNumId="12" w15:restartNumberingAfterBreak="0">
     <w:nsid w:val="53CB6783"/>
     <w:multiLevelType w:val="multilevel"/>
     <w:tmpl w:val="B0868EBE"/>
@@ -2818,7 +4292,7 @@
       </w:rPr>
     </w:lvl>
   </w:abstractNum>
-  <w:abstractNum w:abstractNumId="9" w15:restartNumberingAfterBreak="0">
+  <w:abstractNum w:abstractNumId="13" w15:restartNumberingAfterBreak="0">
     <w:nsid w:val="54C856C5"/>
     <w:multiLevelType w:val="multilevel"/>
     <w:tmpl w:val="1250E206"/>
@@ -2967,7 +4441,7 @@
       </w:rPr>
     </w:lvl>
   </w:abstractNum>
-  <w:abstractNum w:abstractNumId="10" w15:restartNumberingAfterBreak="0">
+  <w:abstractNum w:abstractNumId="14" w15:restartNumberingAfterBreak="0">
     <w:nsid w:val="5A6F187A"/>
     <w:multiLevelType w:val="multilevel"/>
     <w:tmpl w:val="85BCF972"/>
@@ -3116,7 +4590,7 @@
       </w:rPr>
     </w:lvl>
   </w:abstractNum>
-  <w:abstractNum w:abstractNumId="11" w15:restartNumberingAfterBreak="0">
+  <w:abstractNum w:abstractNumId="15" w15:restartNumberingAfterBreak="0">
     <w:nsid w:val="5E7F7B17"/>
     <w:multiLevelType w:val="multilevel"/>
     <w:tmpl w:val="033E9A34"/>
@@ -3265,7 +4739,305 @@
       </w:rPr>
     </w:lvl>
   </w:abstractNum>
-  <w:abstractNum w:abstractNumId="12" w15:restartNumberingAfterBreak="0">
+  <w:abstractNum w:abstractNumId="16" w15:restartNumberingAfterBreak="0">
+    <w:nsid w:val="6B91750B"/>
+    <w:multiLevelType w:val="multilevel"/>
+    <w:tmpl w:val="F7A041A6"/>
+    <w:lvl w:ilvl="0">
+      <w:start w:val="1"/>
+      <w:numFmt w:val="bullet"/>
+      <w:lvlText w:val=""/>
+      <w:lvlJc w:val="left"/>
+      <w:pPr>
+        <w:tabs>
+          <w:tab w:val="num" w:pos="720"/>
+        </w:tabs>
+        <w:ind w:left="720" w:hanging="360"/>
+      </w:pPr>
+      <w:rPr>
+        <w:rFonts w:ascii="Symbol" w:hAnsi="Symbol" w:hint="default"/>
+        <w:sz w:val="20"/>
+      </w:rPr>
+    </w:lvl>
+    <w:lvl w:ilvl="1">
+      <w:start w:val="1"/>
+      <w:numFmt w:val="bullet"/>
+      <w:lvlText w:val="o"/>
+      <w:lvlJc w:val="left"/>
+      <w:pPr>
+        <w:tabs>
+          <w:tab w:val="num" w:pos="1440"/>
+        </w:tabs>
+        <w:ind w:left="1440" w:hanging="360"/>
+      </w:pPr>
+      <w:rPr>
+        <w:rFonts w:ascii="Courier New" w:hAnsi="Courier New" w:hint="default"/>
+        <w:sz w:val="20"/>
+      </w:rPr>
+    </w:lvl>
+    <w:lvl w:ilvl="2" w:tentative="1">
+      <w:start w:val="1"/>
+      <w:numFmt w:val="bullet"/>
+      <w:lvlText w:val=""/>
+      <w:lvlJc w:val="left"/>
+      <w:pPr>
+        <w:tabs>
+          <w:tab w:val="num" w:pos="2160"/>
+        </w:tabs>
+        <w:ind w:left="2160" w:hanging="360"/>
+      </w:pPr>
+      <w:rPr>
+        <w:rFonts w:ascii="Wingdings" w:hAnsi="Wingdings" w:hint="default"/>
+        <w:sz w:val="20"/>
+      </w:rPr>
+    </w:lvl>
+    <w:lvl w:ilvl="3" w:tentative="1">
+      <w:start w:val="1"/>
+      <w:numFmt w:val="bullet"/>
+      <w:lvlText w:val=""/>
+      <w:lvlJc w:val="left"/>
+      <w:pPr>
+        <w:tabs>
+          <w:tab w:val="num" w:pos="2880"/>
+        </w:tabs>
+        <w:ind w:left="2880" w:hanging="360"/>
+      </w:pPr>
+      <w:rPr>
+        <w:rFonts w:ascii="Wingdings" w:hAnsi="Wingdings" w:hint="default"/>
+        <w:sz w:val="20"/>
+      </w:rPr>
+    </w:lvl>
+    <w:lvl w:ilvl="4" w:tentative="1">
+      <w:start w:val="1"/>
+      <w:numFmt w:val="bullet"/>
+      <w:lvlText w:val=""/>
+      <w:lvlJc w:val="left"/>
+      <w:pPr>
+        <w:tabs>
+          <w:tab w:val="num" w:pos="3600"/>
+        </w:tabs>
+        <w:ind w:left="3600" w:hanging="360"/>
+      </w:pPr>
+      <w:rPr>
+        <w:rFonts w:ascii="Wingdings" w:hAnsi="Wingdings" w:hint="default"/>
+        <w:sz w:val="20"/>
+      </w:rPr>
+    </w:lvl>
+    <w:lvl w:ilvl="5" w:tentative="1">
+      <w:start w:val="1"/>
+      <w:numFmt w:val="bullet"/>
+      <w:lvlText w:val=""/>
+      <w:lvlJc w:val="left"/>
+      <w:pPr>
+        <w:tabs>
+          <w:tab w:val="num" w:pos="4320"/>
+        </w:tabs>
+        <w:ind w:left="4320" w:hanging="360"/>
+      </w:pPr>
+      <w:rPr>
+        <w:rFonts w:ascii="Wingdings" w:hAnsi="Wingdings" w:hint="default"/>
+        <w:sz w:val="20"/>
+      </w:rPr>
+    </w:lvl>
+    <w:lvl w:ilvl="6" w:tentative="1">
+      <w:start w:val="1"/>
+      <w:numFmt w:val="bullet"/>
+      <w:lvlText w:val=""/>
+      <w:lvlJc w:val="left"/>
+      <w:pPr>
+        <w:tabs>
+          <w:tab w:val="num" w:pos="5040"/>
+        </w:tabs>
+        <w:ind w:left="5040" w:hanging="360"/>
+      </w:pPr>
+      <w:rPr>
+        <w:rFonts w:ascii="Wingdings" w:hAnsi="Wingdings" w:hint="default"/>
+        <w:sz w:val="20"/>
+      </w:rPr>
+    </w:lvl>
+    <w:lvl w:ilvl="7" w:tentative="1">
+      <w:start w:val="1"/>
+      <w:numFmt w:val="bullet"/>
+      <w:lvlText w:val=""/>
+      <w:lvlJc w:val="left"/>
+      <w:pPr>
+        <w:tabs>
+          <w:tab w:val="num" w:pos="5760"/>
+        </w:tabs>
+        <w:ind w:left="5760" w:hanging="360"/>
+      </w:pPr>
+      <w:rPr>
+        <w:rFonts w:ascii="Wingdings" w:hAnsi="Wingdings" w:hint="default"/>
+        <w:sz w:val="20"/>
+      </w:rPr>
+    </w:lvl>
+    <w:lvl w:ilvl="8" w:tentative="1">
+      <w:start w:val="1"/>
+      <w:numFmt w:val="bullet"/>
+      <w:lvlText w:val=""/>
+      <w:lvlJc w:val="left"/>
+      <w:pPr>
+        <w:tabs>
+          <w:tab w:val="num" w:pos="6480"/>
+        </w:tabs>
+        <w:ind w:left="6480" w:hanging="360"/>
+      </w:pPr>
+      <w:rPr>
+        <w:rFonts w:ascii="Wingdings" w:hAnsi="Wingdings" w:hint="default"/>
+        <w:sz w:val="20"/>
+      </w:rPr>
+    </w:lvl>
+  </w:abstractNum>
+  <w:abstractNum w:abstractNumId="17" w15:restartNumberingAfterBreak="0">
+    <w:nsid w:val="6EE216C1"/>
+    <w:multiLevelType w:val="multilevel"/>
+    <w:tmpl w:val="56A42E7E"/>
+    <w:lvl w:ilvl="0">
+      <w:start w:val="1"/>
+      <w:numFmt w:val="bullet"/>
+      <w:lvlText w:val=""/>
+      <w:lvlJc w:val="left"/>
+      <w:pPr>
+        <w:tabs>
+          <w:tab w:val="num" w:pos="720"/>
+        </w:tabs>
+        <w:ind w:left="720" w:hanging="360"/>
+      </w:pPr>
+      <w:rPr>
+        <w:rFonts w:ascii="Symbol" w:hAnsi="Symbol" w:hint="default"/>
+        <w:sz w:val="20"/>
+      </w:rPr>
+    </w:lvl>
+    <w:lvl w:ilvl="1">
+      <w:start w:val="1"/>
+      <w:numFmt w:val="bullet"/>
+      <w:lvlText w:val="o"/>
+      <w:lvlJc w:val="left"/>
+      <w:pPr>
+        <w:tabs>
+          <w:tab w:val="num" w:pos="1440"/>
+        </w:tabs>
+        <w:ind w:left="1440" w:hanging="360"/>
+      </w:pPr>
+      <w:rPr>
+        <w:rFonts w:ascii="Courier New" w:hAnsi="Courier New" w:hint="default"/>
+        <w:sz w:val="20"/>
+      </w:rPr>
+    </w:lvl>
+    <w:lvl w:ilvl="2" w:tentative="1">
+      <w:start w:val="1"/>
+      <w:numFmt w:val="bullet"/>
+      <w:lvlText w:val=""/>
+      <w:lvlJc w:val="left"/>
+      <w:pPr>
+        <w:tabs>
+          <w:tab w:val="num" w:pos="2160"/>
+        </w:tabs>
+        <w:ind w:left="2160" w:hanging="360"/>
+      </w:pPr>
+      <w:rPr>
+        <w:rFonts w:ascii="Wingdings" w:hAnsi="Wingdings" w:hint="default"/>
+        <w:sz w:val="20"/>
+      </w:rPr>
+    </w:lvl>
+    <w:lvl w:ilvl="3" w:tentative="1">
+      <w:start w:val="1"/>
+      <w:numFmt w:val="bullet"/>
+      <w:lvlText w:val=""/>
+      <w:lvlJc w:val="left"/>
+      <w:pPr>
+        <w:tabs>
+          <w:tab w:val="num" w:pos="2880"/>
+        </w:tabs>
+        <w:ind w:left="2880" w:hanging="360"/>
+      </w:pPr>
+      <w:rPr>
+        <w:rFonts w:ascii="Wingdings" w:hAnsi="Wingdings" w:hint="default"/>
+        <w:sz w:val="20"/>
+      </w:rPr>
+    </w:lvl>
+    <w:lvl w:ilvl="4" w:tentative="1">
+      <w:start w:val="1"/>
+      <w:numFmt w:val="bullet"/>
+      <w:lvlText w:val=""/>
+      <w:lvlJc w:val="left"/>
+      <w:pPr>
+        <w:tabs>
+          <w:tab w:val="num" w:pos="3600"/>
+        </w:tabs>
+        <w:ind w:left="3600" w:hanging="360"/>
+      </w:pPr>
+      <w:rPr>
+        <w:rFonts w:ascii="Wingdings" w:hAnsi="Wingdings" w:hint="default"/>
+        <w:sz w:val="20"/>
+      </w:rPr>
+    </w:lvl>
+    <w:lvl w:ilvl="5" w:tentative="1">
+      <w:start w:val="1"/>
+      <w:numFmt w:val="bullet"/>
+      <w:lvlText w:val=""/>
+      <w:lvlJc w:val="left"/>
+      <w:pPr>
+        <w:tabs>
+          <w:tab w:val="num" w:pos="4320"/>
+        </w:tabs>
+        <w:ind w:left="4320" w:hanging="360"/>
+      </w:pPr>
+      <w:rPr>
+        <w:rFonts w:ascii="Wingdings" w:hAnsi="Wingdings" w:hint="default"/>
+        <w:sz w:val="20"/>
+      </w:rPr>
+    </w:lvl>
+    <w:lvl w:ilvl="6" w:tentative="1">
+      <w:start w:val="1"/>
+      <w:numFmt w:val="bullet"/>
+      <w:lvlText w:val=""/>
+      <w:lvlJc w:val="left"/>
+      <w:pPr>
+        <w:tabs>
+          <w:tab w:val="num" w:pos="5040"/>
+        </w:tabs>
+        <w:ind w:left="5040" w:hanging="360"/>
+      </w:pPr>
+      <w:rPr>
+        <w:rFonts w:ascii="Wingdings" w:hAnsi="Wingdings" w:hint="default"/>
+        <w:sz w:val="20"/>
+      </w:rPr>
+    </w:lvl>
+    <w:lvl w:ilvl="7" w:tentative="1">
+      <w:start w:val="1"/>
+      <w:numFmt w:val="bullet"/>
+      <w:lvlText w:val=""/>
+      <w:lvlJc w:val="left"/>
+      <w:pPr>
+        <w:tabs>
+          <w:tab w:val="num" w:pos="5760"/>
+        </w:tabs>
+        <w:ind w:left="5760" w:hanging="360"/>
+      </w:pPr>
+      <w:rPr>
+        <w:rFonts w:ascii="Wingdings" w:hAnsi="Wingdings" w:hint="default"/>
+        <w:sz w:val="20"/>
+      </w:rPr>
+    </w:lvl>
+    <w:lvl w:ilvl="8" w:tentative="1">
+      <w:start w:val="1"/>
+      <w:numFmt w:val="bullet"/>
+      <w:lvlText w:val=""/>
+      <w:lvlJc w:val="left"/>
+      <w:pPr>
+        <w:tabs>
+          <w:tab w:val="num" w:pos="6480"/>
+        </w:tabs>
+        <w:ind w:left="6480" w:hanging="360"/>
+      </w:pPr>
+      <w:rPr>
+        <w:rFonts w:ascii="Wingdings" w:hAnsi="Wingdings" w:hint="default"/>
+        <w:sz w:val="20"/>
+      </w:rPr>
+    </w:lvl>
+  </w:abstractNum>
+  <w:abstractNum w:abstractNumId="18" w15:restartNumberingAfterBreak="0">
     <w:nsid w:val="72B67C2F"/>
     <w:multiLevelType w:val="multilevel"/>
     <w:tmpl w:val="D37AB12C"/>
@@ -3414,7 +5186,7 @@
       </w:rPr>
     </w:lvl>
   </w:abstractNum>
-  <w:abstractNum w:abstractNumId="13" w15:restartNumberingAfterBreak="0">
+  <w:abstractNum w:abstractNumId="19" w15:restartNumberingAfterBreak="0">
     <w:nsid w:val="7AC101B1"/>
     <w:multiLevelType w:val="multilevel"/>
     <w:tmpl w:val="153A909C"/>
@@ -3563,7 +5335,7 @@
       </w:rPr>
     </w:lvl>
   </w:abstractNum>
-  <w:abstractNum w:abstractNumId="14" w15:restartNumberingAfterBreak="0">
+  <w:abstractNum w:abstractNumId="20" w15:restartNumberingAfterBreak="0">
     <w:nsid w:val="7C040639"/>
     <w:multiLevelType w:val="multilevel"/>
     <w:tmpl w:val="D452FA16"/>
@@ -3716,46 +5488,64 @@
     <w:abstractNumId w:val="1"/>
   </w:num>
   <w:num w:numId="2" w16cid:durableId="1175802800">
+    <w:abstractNumId w:val="18"/>
+  </w:num>
+  <w:num w:numId="3" w16cid:durableId="809328218">
+    <w:abstractNumId w:val="10"/>
+  </w:num>
+  <w:num w:numId="4" w16cid:durableId="608049264">
+    <w:abstractNumId w:val="19"/>
+  </w:num>
+  <w:num w:numId="5" w16cid:durableId="1332177648">
+    <w:abstractNumId w:val="9"/>
+  </w:num>
+  <w:num w:numId="6" w16cid:durableId="565995475">
+    <w:abstractNumId w:val="8"/>
+  </w:num>
+  <w:num w:numId="7" w16cid:durableId="1310480442">
     <w:abstractNumId w:val="12"/>
   </w:num>
-  <w:num w:numId="3" w16cid:durableId="809328218">
-    <w:abstractNumId w:val="7"/>
+  <w:num w:numId="8" w16cid:durableId="1587571871">
+    <w:abstractNumId w:val="20"/>
   </w:num>
-  <w:num w:numId="4" w16cid:durableId="608049264">
+  <w:num w:numId="9" w16cid:durableId="190454912">
+    <w:abstractNumId w:val="14"/>
+  </w:num>
+  <w:num w:numId="10" w16cid:durableId="849487690">
+    <w:abstractNumId w:val="3"/>
+  </w:num>
+  <w:num w:numId="11" w16cid:durableId="1465394593">
     <w:abstractNumId w:val="13"/>
   </w:num>
-  <w:num w:numId="5" w16cid:durableId="1332177648">
+  <w:num w:numId="12" w16cid:durableId="1782845895">
     <w:abstractNumId w:val="6"/>
   </w:num>
-  <w:num w:numId="6" w16cid:durableId="565995475">
-    <w:abstractNumId w:val="5"/>
-  </w:num>
-  <w:num w:numId="7" w16cid:durableId="1310480442">
-    <w:abstractNumId w:val="8"/>
-  </w:num>
-  <w:num w:numId="8" w16cid:durableId="1587571871">
-    <w:abstractNumId w:val="14"/>
-  </w:num>
-  <w:num w:numId="9" w16cid:durableId="190454912">
-    <w:abstractNumId w:val="10"/>
-  </w:num>
-  <w:num w:numId="10" w16cid:durableId="849487690">
-    <w:abstractNumId w:val="2"/>
-  </w:num>
-  <w:num w:numId="11" w16cid:durableId="1465394593">
-    <w:abstractNumId w:val="9"/>
-  </w:num>
-  <w:num w:numId="12" w16cid:durableId="1782845895">
-    <w:abstractNumId w:val="3"/>
-  </w:num>
   <w:num w:numId="13" w16cid:durableId="1185902515">
-    <w:abstractNumId w:val="4"/>
+    <w:abstractNumId w:val="7"/>
   </w:num>
   <w:num w:numId="14" w16cid:durableId="2131047539">
     <w:abstractNumId w:val="0"/>
   </w:num>
   <w:num w:numId="15" w16cid:durableId="466312973">
+    <w:abstractNumId w:val="15"/>
+  </w:num>
+  <w:num w:numId="16" w16cid:durableId="1325938213">
+    <w:abstractNumId w:val="2"/>
+  </w:num>
+  <w:num w:numId="17" w16cid:durableId="2027756446">
+    <w:abstractNumId w:val="17"/>
+  </w:num>
+  <w:num w:numId="18" w16cid:durableId="1931043790">
     <w:abstractNumId w:val="11"/>
+  </w:num>
+  <w:num w:numId="19" w16cid:durableId="526216955">
+    <w:abstractNumId w:val="5"/>
+  </w:num>
+  <w:num w:numId="20" w16cid:durableId="97723474">
+    <w:abstractNumId w:val="16"/>
+  </w:num>
+  <w:num w:numId="21" w16cid:durableId="373500484">
+    <w:abstractNumId w:val="4"/>
   </w:num>
 </w:numbering>
 </file>

--- a/contant.docx
+++ b/contant.docx
@@ -2069,22 +2069,17 @@
         <w:rPr>
           <w:b/>
           <w:bCs/>
-        </w:rPr>
-      </w:pPr>
-      <w:r>
-        <w:rPr>
-          <w:b/>
-          <w:bCs/>
-        </w:rPr>
-        <w:t xml:space="preserve">2. </w:t>
-      </w:r>
-      <w:r>
-        <w:rPr>
-          <w:b/>
-          <w:bCs/>
-          <w:rtl/>
-        </w:rPr>
-        <w:t>حلقة الوصل بين البرمجيات والعتاد (تقنيات تحسين النماذج)</w:t>
+          <w:rtl/>
+        </w:rPr>
+      </w:pPr>
+      <w:r>
+        <w:rPr>
+          <w:rFonts w:cs="Arial" w:hint="cs"/>
+          <w:b/>
+          <w:bCs/>
+          <w:rtl/>
+        </w:rPr>
+        <w:t>كيف يتم تطبيق نماذج الذكاء الاصطناعي على الحافه؟</w:t>
       </w:r>
     </w:p>
     <w:p>
@@ -2093,21 +2088,26 @@
           <w:ilvl w:val="0"/>
           <w:numId w:val="17"/>
         </w:numPr>
-      </w:pPr>
-      <w:r>
-        <w:rPr>
-          <w:b/>
-          <w:bCs/>
-          <w:rtl/>
-        </w:rPr>
-        <w:t>سبب الحاجة للتحسين</w:t>
-      </w:r>
-      <w:r>
-        <w:rPr>
-          <w:b/>
-          <w:bCs/>
-        </w:rPr>
-        <w:t>:</w:t>
+        <w:rPr>
+          <w:rtl/>
+        </w:rPr>
+      </w:pPr>
+      <w:r>
+        <w:rPr>
+          <w:rFonts w:cs="Arial"/>
+          <w:rtl/>
+        </w:rPr>
+        <w:t>التدريب مقابل الاستدلال (</w:t>
+      </w:r>
+      <w:r>
+        <w:t>Training vs. Inference</w:t>
+      </w:r>
+      <w:r>
+        <w:rPr>
+          <w:rFonts w:cs="Arial"/>
+          <w:rtl/>
+        </w:rPr>
+        <w:t>):</w:t>
       </w:r>
     </w:p>
     <w:p>
@@ -2116,24 +2116,42 @@
           <w:ilvl w:val="0"/>
           <w:numId w:val="17"/>
         </w:numPr>
-      </w:pPr>
-      <w:r>
-        <w:rPr>
-          <w:rtl/>
-        </w:rPr>
-        <w:t>تُدرَّب النماذج برمجياً باستخدام أرقام عشرية دقيقة</w:t>
-      </w:r>
-      <w:r>
-        <w:t xml:space="preserve"> (FP32 - 32-bit Floating Point)</w:t>
-      </w:r>
-      <w:r>
-        <w:rPr>
-          <w:rtl/>
-        </w:rPr>
-        <w:t>، بينما الرقائق الطرفية مصممة لتحقيق أعلى كفاءة وسرعة عند معالجة الأعداد الصحيحة الصغيرة</w:t>
-      </w:r>
-      <w:r>
-        <w:t>.</w:t>
+        <w:rPr>
+          <w:rtl/>
+        </w:rPr>
+      </w:pPr>
+      <w:r>
+        <w:rPr>
+          <w:rFonts w:cs="Arial"/>
+          <w:rtl/>
+        </w:rPr>
+        <w:t xml:space="preserve">يتطلب تدريب النموذج </w:t>
+      </w:r>
+      <w:proofErr w:type="spellStart"/>
+      <w:r>
+        <w:rPr>
+          <w:rFonts w:cs="Arial"/>
+          <w:rtl/>
+        </w:rPr>
+        <w:t>سحابياً</w:t>
+      </w:r>
+      <w:proofErr w:type="spellEnd"/>
+      <w:r>
+        <w:rPr>
+          <w:rFonts w:cs="Arial"/>
+          <w:rtl/>
+        </w:rPr>
+        <w:t xml:space="preserve"> دقة حسابية عالية وأرقاماً عشرية (</w:t>
+      </w:r>
+      <w:r>
+        <w:t>FP32</w:t>
+      </w:r>
+      <w:r>
+        <w:rPr>
+          <w:rFonts w:cs="Arial"/>
+          <w:rtl/>
+        </w:rPr>
+        <w:t>) لحساب مسارات التعلم وتحديث الأوزان.</w:t>
       </w:r>
     </w:p>
     <w:p>
@@ -2145,48 +2163,20 @@
       </w:pPr>
       <w:r>
         <w:rPr>
-          <w:b/>
-          <w:bCs/>
-          <w:rtl/>
-        </w:rPr>
-        <w:t>تقنية التكميم</w:t>
-      </w:r>
-      <w:r>
-        <w:rPr>
-          <w:b/>
-          <w:bCs/>
-        </w:rPr>
-        <w:t xml:space="preserve"> (Quantization </w:t>
-      </w:r>
-      <w:r>
-        <w:rPr>
-          <w:b/>
-          <w:bCs/>
-          <w:rtl/>
-        </w:rPr>
-        <w:t>من</w:t>
-      </w:r>
-      <w:r>
-        <w:rPr>
-          <w:b/>
-          <w:bCs/>
-        </w:rPr>
-        <w:t xml:space="preserve"> FP32 </w:t>
-      </w:r>
-      <w:r>
-        <w:rPr>
-          <w:b/>
-          <w:bCs/>
-          <w:rtl/>
-        </w:rPr>
-        <w:t>إلى</w:t>
-      </w:r>
-      <w:r>
-        <w:rPr>
-          <w:b/>
-          <w:bCs/>
-        </w:rPr>
-        <w:t xml:space="preserve"> INT8):</w:t>
+          <w:rFonts w:cs="Arial"/>
+          <w:rtl/>
+        </w:rPr>
+        <w:t>في المقابل، يقتصر دور الجهاز الطرفي على الاستدلال فقط (</w:t>
+      </w:r>
+      <w:r>
+        <w:t>Inference</w:t>
+      </w:r>
+      <w:r>
+        <w:rPr>
+          <w:rFonts w:cs="Arial"/>
+          <w:rtl/>
+        </w:rPr>
+        <w:t>)، وهو تشغيل النموذج المكتمل لاستخراج النتائج محلياً، وهي مرحلة لا تتطلب تلك الدقة الحسابية المعقدة.</w:t>
       </w:r>
     </w:p>
     <w:p>
@@ -2198,12 +2188,29 @@
       </w:pPr>
       <w:r>
         <w:rPr>
-          <w:rtl/>
-        </w:rPr>
-        <w:t>هي عملية تحويل رياضي تخفض تمثيل أوزان ومدخلات النموذج من أرقام عشرية تأخذ 32 بت إلى أعداد صحيحة تأخذ 8 بت فقط</w:t>
-      </w:r>
-      <w:r>
-        <w:t>.</w:t>
+          <w:rFonts w:cs="Arial"/>
+          <w:rtl/>
+        </w:rPr>
+        <w:t>**الاستدلال (</w:t>
+      </w:r>
+      <w:r>
+        <w:t>Inference</w:t>
+      </w:r>
+      <w:proofErr w:type="gramStart"/>
+      <w:r>
+        <w:rPr>
+          <w:rFonts w:cs="Arial"/>
+          <w:rtl/>
+        </w:rPr>
+        <w:t>):*</w:t>
+      </w:r>
+      <w:proofErr w:type="gramEnd"/>
+      <w:r>
+        <w:rPr>
+          <w:rFonts w:cs="Arial"/>
+          <w:rtl/>
+        </w:rPr>
+        <w:t>* هو مرحلة تشغيل النموذج المُدرَّب عملياً في بيئة الواقع؛ حيث يستقبل النموذج بيانات جديدة لم يرَها من قبل (مثل قراءة مستشعر أو إطار فيديو)، ويُمررها عبر أوزانه الرياضية الثابتة ليخرج بنتيجة فورية كالتصنيف أو التنبؤ أو اتخاذ قرار، دون أي تعديل أو إعادة تدريب على الأوزان.</w:t>
       </w:r>
     </w:p>
     <w:p>
@@ -2212,22 +2219,10 @@
           <w:ilvl w:val="0"/>
           <w:numId w:val="17"/>
         </w:numPr>
-      </w:pPr>
-      <w:r>
-        <w:rPr>
-          <w:b/>
-          <w:bCs/>
-          <w:rtl/>
-        </w:rPr>
-        <w:t>الأثر على الأجهزة الطرفية</w:t>
-      </w:r>
-      <w:r>
-        <w:rPr>
-          <w:b/>
-          <w:bCs/>
-        </w:rPr>
-        <w:t>:</w:t>
-      </w:r>
+        <w:rPr>
+          <w:rtl/>
+        </w:rPr>
+      </w:pPr>
     </w:p>
     <w:p>
       <w:pPr>
@@ -2235,33 +2230,46 @@
           <w:ilvl w:val="0"/>
           <w:numId w:val="17"/>
         </w:numPr>
-      </w:pPr>
-      <w:r>
-        <w:rPr>
-          <w:b/>
-          <w:bCs/>
-          <w:rtl/>
-        </w:rPr>
-        <w:t>تقليص الحجم بنسبة 75</w:t>
-      </w:r>
-      <w:r>
-        <w:rPr>
-          <w:b/>
-          <w:bCs/>
-        </w:rPr>
-        <w:t>%:</w:t>
-      </w:r>
-      <w:r>
-        <w:t xml:space="preserve"> </w:t>
-      </w:r>
-      <w:r>
-        <w:rPr>
-          <w:rtl/>
-        </w:rPr>
-        <w:t>يقل حجم النموذج إلى الربع، مما يسمح بتخزينه وتشغيله داخل الذاكرة المحدودة للجهاز الطرفي</w:t>
-      </w:r>
-      <w:r>
-        <w:t>.</w:t>
+        <w:rPr>
+          <w:rtl/>
+        </w:rPr>
+      </w:pPr>
+      <w:r>
+        <w:rPr>
+          <w:rFonts w:cs="Arial"/>
+          <w:rtl/>
+        </w:rPr>
+        <w:t>تقنية التكميم (</w:t>
+      </w:r>
+      <w:r>
+        <w:t>Quantization</w:t>
+      </w:r>
+      <w:r>
+        <w:rPr>
+          <w:rFonts w:cs="Arial"/>
+          <w:rtl/>
+        </w:rPr>
+        <w:t xml:space="preserve"> من </w:t>
+      </w:r>
+      <w:r>
+        <w:t>FP32</w:t>
+      </w:r>
+      <w:r>
+        <w:rPr>
+          <w:rFonts w:cs="Arial"/>
+          <w:rtl/>
+        </w:rPr>
+        <w:t xml:space="preserve"> إلى </w:t>
+      </w:r>
+      <w:r>
+        <w:t>INT8</w:t>
+      </w:r>
+      <w:r>
+        <w:rPr>
+          <w:rFonts w:cs="Arial"/>
+          <w:rtl/>
+        </w:rPr>
+        <w:t>):</w:t>
       </w:r>
     </w:p>
     <w:p>
@@ -2270,33 +2278,16 @@
           <w:ilvl w:val="0"/>
           <w:numId w:val="17"/>
         </w:numPr>
-      </w:pPr>
-      <w:r>
-        <w:rPr>
-          <w:b/>
-          <w:bCs/>
-          <w:rtl/>
-        </w:rPr>
-        <w:t>تسريع الاستدلال</w:t>
-      </w:r>
-      <w:r>
-        <w:rPr>
-          <w:b/>
-          <w:bCs/>
-        </w:rPr>
-        <w:t>:</w:t>
-      </w:r>
-      <w:r>
-        <w:t xml:space="preserve"> </w:t>
-      </w:r>
-      <w:r>
-        <w:rPr>
-          <w:rtl/>
-        </w:rPr>
-        <w:t>معالجة الأعداد الصحيحة أسرع وأقل تعقيداً على عتاد الشريحة مقارنة بالكسور العشرية، مع توفير كبير في طاقة البطارية</w:t>
-      </w:r>
-      <w:r>
-        <w:t>.</w:t>
+        <w:rPr>
+          <w:rtl/>
+        </w:rPr>
+      </w:pPr>
+      <w:r>
+        <w:rPr>
+          <w:rFonts w:cs="Arial"/>
+          <w:rtl/>
+        </w:rPr>
+        <w:t>عملية تحويل رياضي تُهيّئ النموذج لمرحلة الاستدلال الطرفي عبر تخفيض تمثيل أوزانه ومدخلاته من أرقام عشرية تأخذ 32 بت إلى أعداد صحيحة تأخذ 8 بت فقط.</w:t>
       </w:r>
     </w:p>
     <w:p>
@@ -2305,34 +2296,105 @@
           <w:ilvl w:val="0"/>
           <w:numId w:val="17"/>
         </w:numPr>
-      </w:pPr>
-      <w:r>
-        <w:rPr>
-          <w:b/>
-          <w:bCs/>
-          <w:rtl/>
-        </w:rPr>
-        <w:t>الحفاظ على الدقة</w:t>
-      </w:r>
-      <w:r>
-        <w:rPr>
-          <w:b/>
-          <w:bCs/>
-        </w:rPr>
-        <w:t>:</w:t>
-      </w:r>
-      <w:r>
-        <w:t xml:space="preserve"> </w:t>
-      </w:r>
-      <w:r>
-        <w:rPr>
-          <w:rtl/>
-        </w:rPr>
-        <w:t>طبيعة الشبكات العصبية تتقبل هذا التقريب الرياضي دون تأثر ملحوظ في دقة القرار النهائي</w:t>
-      </w:r>
-      <w:r>
-        <w:t>.</w:t>
-      </w:r>
+        <w:rPr>
+          <w:rtl/>
+        </w:rPr>
+      </w:pPr>
+      <w:r>
+        <w:rPr>
+          <w:rFonts w:cs="Arial"/>
+          <w:rtl/>
+        </w:rPr>
+        <w:t>الأثر المباشر على استدلال الأجهزة الطرفية:</w:t>
+      </w:r>
+    </w:p>
+    <w:p>
+      <w:pPr>
+        <w:numPr>
+          <w:ilvl w:val="0"/>
+          <w:numId w:val="17"/>
+        </w:numPr>
+        <w:rPr>
+          <w:rtl/>
+        </w:rPr>
+      </w:pPr>
+      <w:r>
+        <w:rPr>
+          <w:rFonts w:cs="Arial"/>
+          <w:rtl/>
+        </w:rPr>
+        <w:t>تقليص الحجم بنسبة 75%: تقليل مساحة النموذج ليتناسب مع سعة التخزين والذاكرة المحدودة في الشريحة.</w:t>
+      </w:r>
+    </w:p>
+    <w:p>
+      <w:pPr>
+        <w:numPr>
+          <w:ilvl w:val="0"/>
+          <w:numId w:val="17"/>
+        </w:numPr>
+        <w:rPr>
+          <w:rtl/>
+        </w:rPr>
+      </w:pPr>
+      <w:r>
+        <w:rPr>
+          <w:rFonts w:cs="Arial"/>
+          <w:rtl/>
+        </w:rPr>
+        <w:t>تسريع زمن الاستدلال (</w:t>
+      </w:r>
+      <w:r>
+        <w:t>Low Latency</w:t>
+      </w:r>
+      <w:r>
+        <w:rPr>
+          <w:rFonts w:cs="Arial"/>
+          <w:rtl/>
+        </w:rPr>
+        <w:t xml:space="preserve">): معالجة الأعداد الصحيحة </w:t>
+      </w:r>
+      <w:proofErr w:type="spellStart"/>
+      <w:r>
+        <w:rPr>
+          <w:rFonts w:cs="Arial"/>
+          <w:rtl/>
+        </w:rPr>
+        <w:t>عتادياً</w:t>
+      </w:r>
+      <w:proofErr w:type="spellEnd"/>
+      <w:r>
+        <w:rPr>
+          <w:rFonts w:cs="Arial"/>
+          <w:rtl/>
+        </w:rPr>
+        <w:t xml:space="preserve"> تتم بدورات ساعة أقل، مما يمنح استجابة فورية لاتخاذ القرارات مع استهلاك طاقة منخفض.</w:t>
+      </w:r>
+    </w:p>
+    <w:p>
+      <w:pPr>
+        <w:numPr>
+          <w:ilvl w:val="0"/>
+          <w:numId w:val="17"/>
+        </w:numPr>
+        <w:rPr>
+          <w:rtl/>
+        </w:rPr>
+      </w:pPr>
+      <w:r>
+        <w:rPr>
+          <w:rFonts w:cs="Arial"/>
+          <w:rtl/>
+        </w:rPr>
+        <w:t>الحفاظ على دقة التنبؤ: خروج قرارات الاستدلال بدقة شبه متطابقة مع النموذج الأصلي قبل التكميم.</w:t>
+      </w:r>
+    </w:p>
+    <w:p>
+      <w:pPr>
+        <w:numPr>
+          <w:ilvl w:val="0"/>
+          <w:numId w:val="17"/>
+        </w:numPr>
+      </w:pPr>
     </w:p>
     <w:p>
       <w:pPr>

--- a/contant.docx
+++ b/contant.docx
@@ -2390,18 +2390,1194 @@
     </w:p>
     <w:p>
       <w:pPr>
+        <w:rPr>
+          <w:rtl/>
+        </w:rPr>
+      </w:pPr>
+    </w:p>
+    <w:p>
+      <w:pPr>
+        <w:rPr>
+          <w:rtl/>
+        </w:rPr>
+      </w:pPr>
+    </w:p>
+    <w:p>
+      <w:pPr>
+        <w:rPr>
+          <w:rtl/>
+        </w:rPr>
+      </w:pPr>
+    </w:p>
+    <w:p>
+      <w:pPr>
+        <w:rPr>
+          <w:rtl/>
+        </w:rPr>
+      </w:pPr>
+    </w:p>
+    <w:p>
+      <w:pPr>
+        <w:rPr>
+          <w:rtl/>
+        </w:rPr>
+      </w:pPr>
+    </w:p>
+    <w:p>
+      <w:pPr>
+        <w:rPr>
+          <w:rtl/>
+        </w:rPr>
+      </w:pPr>
+    </w:p>
+    <w:p>
+      <w:pPr>
+        <w:rPr>
+          <w:rtl/>
+        </w:rPr>
+      </w:pPr>
+    </w:p>
+    <w:p>
+      <w:pPr>
+        <w:rPr>
+          <w:rtl/>
+        </w:rPr>
+      </w:pPr>
+    </w:p>
+    <w:p>
+      <w:pPr>
+        <w:rPr>
+          <w:rtl/>
+        </w:rPr>
+      </w:pPr>
+    </w:p>
+    <w:p>
+      <w:pPr>
+        <w:rPr>
+          <w:rtl/>
+        </w:rPr>
+      </w:pPr>
+    </w:p>
+    <w:p>
+      <w:pPr>
+        <w:rPr>
+          <w:rtl/>
+        </w:rPr>
+      </w:pPr>
+    </w:p>
+    <w:p>
+      <w:pPr>
+        <w:rPr>
+          <w:rtl/>
+        </w:rPr>
+      </w:pPr>
+    </w:p>
+    <w:p>
+      <w:pPr>
+        <w:rPr>
+          <w:rtl/>
+        </w:rPr>
+      </w:pPr>
+    </w:p>
+    <w:p>
+      <w:pPr>
+        <w:rPr>
+          <w:b/>
+          <w:bCs/>
+        </w:rPr>
+      </w:pPr>
+      <w:r>
+        <w:rPr>
+          <w:b/>
+          <w:bCs/>
+          <w:rtl/>
+        </w:rPr>
+        <w:lastRenderedPageBreak/>
+        <w:t xml:space="preserve">استعراض عملي لمواصفات </w:t>
+      </w:r>
+      <w:proofErr w:type="spellStart"/>
+      <w:r>
+        <w:rPr>
+          <w:b/>
+          <w:bCs/>
+          <w:rtl/>
+        </w:rPr>
+        <w:t>البوردات</w:t>
+      </w:r>
+      <w:proofErr w:type="spellEnd"/>
+      <w:r>
+        <w:rPr>
+          <w:b/>
+          <w:bCs/>
+          <w:rtl/>
+        </w:rPr>
+        <w:t xml:space="preserve"> في التطبيقات الواقعية</w:t>
+      </w:r>
+    </w:p>
+    <w:p>
+      <w:pPr>
+        <w:rPr>
+          <w:b/>
+          <w:bCs/>
+        </w:rPr>
+      </w:pPr>
+      <w:r>
+        <w:rPr>
+          <w:b/>
+          <w:bCs/>
+        </w:rPr>
+        <w:t xml:space="preserve">1. </w:t>
+      </w:r>
+      <w:proofErr w:type="spellStart"/>
+      <w:r>
+        <w:rPr>
+          <w:b/>
+          <w:bCs/>
+          <w:rtl/>
+        </w:rPr>
+        <w:t>بوردات</w:t>
+      </w:r>
+      <w:proofErr w:type="spellEnd"/>
+      <w:r>
+        <w:rPr>
+          <w:b/>
+          <w:bCs/>
+          <w:rtl/>
+        </w:rPr>
+        <w:t xml:space="preserve"> بنظام تشغيل كامل</w:t>
+      </w:r>
+      <w:r>
+        <w:rPr>
+          <w:b/>
+          <w:bCs/>
+        </w:rPr>
+        <w:t xml:space="preserve"> (Full OS / SBCs)</w:t>
+      </w:r>
+    </w:p>
+    <w:p>
+      <w:pPr>
         <w:numPr>
           <w:ilvl w:val="0"/>
-          <w:numId w:val="17"/>
+          <w:numId w:val="22"/>
         </w:numPr>
       </w:pPr>
+      <w:r>
+        <w:rPr>
+          <w:b/>
+          <w:bCs/>
+          <w:rtl/>
+        </w:rPr>
+        <w:t>الأمثلة الشائعة</w:t>
+      </w:r>
+      <w:r>
+        <w:rPr>
+          <w:b/>
+          <w:bCs/>
+        </w:rPr>
+        <w:t>:</w:t>
+      </w:r>
+      <w:r>
+        <w:t xml:space="preserve"> Raspberry Pi 4 / Raspberry Pi 5.</w:t>
+      </w:r>
     </w:p>
     <w:p>
       <w:pPr>
         <w:numPr>
           <w:ilvl w:val="0"/>
-          <w:numId w:val="17"/>
+          <w:numId w:val="22"/>
         </w:numPr>
+      </w:pPr>
+      <w:r>
+        <w:rPr>
+          <w:b/>
+          <w:bCs/>
+          <w:rtl/>
+        </w:rPr>
+        <w:t>المواصفات التقنية</w:t>
+      </w:r>
+      <w:r>
+        <w:rPr>
+          <w:b/>
+          <w:bCs/>
+        </w:rPr>
+        <w:t>:</w:t>
+      </w:r>
+    </w:p>
+    <w:p>
+      <w:pPr>
+        <w:numPr>
+          <w:ilvl w:val="1"/>
+          <w:numId w:val="22"/>
+        </w:numPr>
+      </w:pPr>
+      <w:r>
+        <w:rPr>
+          <w:rtl/>
+        </w:rPr>
+        <w:t>معالجات عامة متعددة الأنوية</w:t>
+      </w:r>
+      <w:r>
+        <w:t xml:space="preserve"> (</w:t>
+      </w:r>
+      <w:r>
+        <w:rPr>
+          <w:rtl/>
+        </w:rPr>
+        <w:t>مثل</w:t>
+      </w:r>
+      <w:r>
+        <w:t xml:space="preserve"> Quad-core ARM Cortex-A76).</w:t>
+      </w:r>
+    </w:p>
+    <w:p>
+      <w:pPr>
+        <w:numPr>
+          <w:ilvl w:val="1"/>
+          <w:numId w:val="22"/>
+        </w:numPr>
+      </w:pPr>
+      <w:r>
+        <w:rPr>
+          <w:rtl/>
+        </w:rPr>
+        <w:t>ذاكرة وصول عشوائي كبيرة</w:t>
+      </w:r>
+      <w:r>
+        <w:t xml:space="preserve"> (RAM </w:t>
+      </w:r>
+      <w:r>
+        <w:rPr>
+          <w:rtl/>
+        </w:rPr>
+        <w:t>تبدأ من 2</w:t>
+      </w:r>
+      <w:r>
+        <w:t xml:space="preserve">GB </w:t>
+      </w:r>
+      <w:r>
+        <w:rPr>
+          <w:rtl/>
+        </w:rPr>
+        <w:t>وتصل إلى 8</w:t>
+      </w:r>
+      <w:r>
+        <w:t>GB).</w:t>
+      </w:r>
+    </w:p>
+    <w:p>
+      <w:pPr>
+        <w:numPr>
+          <w:ilvl w:val="1"/>
+          <w:numId w:val="22"/>
+        </w:numPr>
+      </w:pPr>
+      <w:r>
+        <w:rPr>
+          <w:rtl/>
+        </w:rPr>
+        <w:t>بيئة تشغيلية متكاملة تعتمد على توزيعات لينكس</w:t>
+      </w:r>
+      <w:r>
+        <w:t xml:space="preserve"> (Linux OS / Debian).</w:t>
+      </w:r>
+    </w:p>
+    <w:p>
+      <w:pPr>
+        <w:numPr>
+          <w:ilvl w:val="0"/>
+          <w:numId w:val="22"/>
+        </w:numPr>
+      </w:pPr>
+      <w:r>
+        <w:rPr>
+          <w:b/>
+          <w:bCs/>
+          <w:rtl/>
+        </w:rPr>
+        <w:t>التطبيق الواقعي والتقييم</w:t>
+      </w:r>
+      <w:r>
+        <w:rPr>
+          <w:b/>
+          <w:bCs/>
+        </w:rPr>
+        <w:t>:</w:t>
+      </w:r>
+    </w:p>
+    <w:p>
+      <w:pPr>
+        <w:numPr>
+          <w:ilvl w:val="1"/>
+          <w:numId w:val="22"/>
+        </w:numPr>
+      </w:pPr>
+      <w:r>
+        <w:rPr>
+          <w:b/>
+          <w:bCs/>
+          <w:rtl/>
+        </w:rPr>
+        <w:t>الاستخدام الأنسب</w:t>
+      </w:r>
+      <w:r>
+        <w:rPr>
+          <w:b/>
+          <w:bCs/>
+        </w:rPr>
+        <w:t>:</w:t>
+      </w:r>
+      <w:r>
+        <w:t xml:space="preserve"> </w:t>
+      </w:r>
+      <w:r>
+        <w:rPr>
+          <w:rtl/>
+        </w:rPr>
+        <w:t>معالجة الصور والفيديو بمعدل إطارات معتدل، بوابات ربط البيانات</w:t>
+      </w:r>
+      <w:r>
+        <w:t xml:space="preserve"> (IoT Edge Gateways)</w:t>
+      </w:r>
+      <w:r>
+        <w:rPr>
+          <w:rtl/>
+        </w:rPr>
+        <w:t>، وبناء واجهات مستخدم محلية</w:t>
+      </w:r>
+      <w:r>
+        <w:t xml:space="preserve"> (Kiosks &amp; Dashboards).</w:t>
+      </w:r>
+    </w:p>
+    <w:p>
+      <w:pPr>
+        <w:numPr>
+          <w:ilvl w:val="1"/>
+          <w:numId w:val="22"/>
+        </w:numPr>
+      </w:pPr>
+      <w:r>
+        <w:rPr>
+          <w:b/>
+          <w:bCs/>
+          <w:rtl/>
+        </w:rPr>
+        <w:t>القيود الهندسية</w:t>
+      </w:r>
+      <w:r>
+        <w:rPr>
+          <w:b/>
+          <w:bCs/>
+        </w:rPr>
+        <w:t>:</w:t>
+      </w:r>
+      <w:r>
+        <w:t xml:space="preserve"> </w:t>
+      </w:r>
+      <w:r>
+        <w:rPr>
+          <w:rtl/>
+        </w:rPr>
+        <w:t>استهلاك طاقة مرتفع نسبياً</w:t>
+      </w:r>
+      <w:r>
+        <w:t xml:space="preserve"> (5W </w:t>
+      </w:r>
+      <w:r>
+        <w:rPr>
+          <w:rtl/>
+        </w:rPr>
+        <w:t>إلى 15</w:t>
+      </w:r>
+      <w:r>
+        <w:t>W)</w:t>
+      </w:r>
+      <w:r>
+        <w:rPr>
+          <w:rtl/>
+        </w:rPr>
+        <w:t>، انبعاث حراري يتطلب مشتتات، وزمن إقلاع طويل</w:t>
+      </w:r>
+      <w:r>
+        <w:t xml:space="preserve"> (Boot time </w:t>
+      </w:r>
+      <w:r>
+        <w:rPr>
+          <w:rtl/>
+        </w:rPr>
+        <w:t>يستغرق ثوانٍ</w:t>
+      </w:r>
+      <w:r>
+        <w:t>)</w:t>
+      </w:r>
+      <w:r>
+        <w:rPr>
+          <w:rtl/>
+        </w:rPr>
+        <w:t>، مما يجعلها غير ملائمة للتطبيقات اللحظية أو التي تعمل على بطاريات صغيرة</w:t>
+      </w:r>
+      <w:r>
+        <w:t>.</w:t>
+      </w:r>
+    </w:p>
+    <w:p>
+      <w:pPr>
+        <w:rPr>
+          <w:b/>
+          <w:bCs/>
+        </w:rPr>
+      </w:pPr>
+      <w:r>
+        <w:rPr>
+          <w:b/>
+          <w:bCs/>
+        </w:rPr>
+        <w:t xml:space="preserve">2. </w:t>
+      </w:r>
+      <w:proofErr w:type="spellStart"/>
+      <w:r>
+        <w:rPr>
+          <w:b/>
+          <w:bCs/>
+          <w:rtl/>
+        </w:rPr>
+        <w:t>بوردات</w:t>
+      </w:r>
+      <w:proofErr w:type="spellEnd"/>
+      <w:r>
+        <w:rPr>
+          <w:b/>
+          <w:bCs/>
+          <w:rtl/>
+        </w:rPr>
+        <w:t xml:space="preserve"> مجهزة بمسرعات ذكاء اصطناعي</w:t>
+      </w:r>
+      <w:r>
+        <w:rPr>
+          <w:b/>
+          <w:bCs/>
+        </w:rPr>
+        <w:t xml:space="preserve"> (Dedicated AI / Edge TPU Boards)</w:t>
+      </w:r>
+    </w:p>
+    <w:p>
+      <w:pPr>
+        <w:numPr>
+          <w:ilvl w:val="0"/>
+          <w:numId w:val="23"/>
+        </w:numPr>
+      </w:pPr>
+      <w:r>
+        <w:rPr>
+          <w:b/>
+          <w:bCs/>
+          <w:rtl/>
+        </w:rPr>
+        <w:t>الأمثلة الشائعة</w:t>
+      </w:r>
+      <w:r>
+        <w:rPr>
+          <w:b/>
+          <w:bCs/>
+        </w:rPr>
+        <w:t>:</w:t>
+      </w:r>
+      <w:r>
+        <w:t xml:space="preserve"> </w:t>
+      </w:r>
+      <w:r>
+        <w:rPr>
+          <w:rtl/>
+        </w:rPr>
+        <w:t>عائلة</w:t>
+      </w:r>
+      <w:r>
+        <w:t xml:space="preserve"> NVIDIA Jetson (Nano / Orin)</w:t>
+      </w:r>
+      <w:r>
+        <w:rPr>
+          <w:rtl/>
+        </w:rPr>
+        <w:t>، و</w:t>
+      </w:r>
+      <w:r>
+        <w:t>Google Coral Dev Board.</w:t>
+      </w:r>
+    </w:p>
+    <w:p>
+      <w:pPr>
+        <w:numPr>
+          <w:ilvl w:val="0"/>
+          <w:numId w:val="23"/>
+        </w:numPr>
+      </w:pPr>
+      <w:r>
+        <w:rPr>
+          <w:b/>
+          <w:bCs/>
+          <w:rtl/>
+        </w:rPr>
+        <w:t>المواصفات التقنية</w:t>
+      </w:r>
+      <w:r>
+        <w:rPr>
+          <w:b/>
+          <w:bCs/>
+        </w:rPr>
+        <w:t>:</w:t>
+      </w:r>
+    </w:p>
+    <w:p>
+      <w:pPr>
+        <w:numPr>
+          <w:ilvl w:val="1"/>
+          <w:numId w:val="23"/>
+        </w:numPr>
+      </w:pPr>
+      <w:r>
+        <w:rPr>
+          <w:rtl/>
+        </w:rPr>
+        <w:t>دمج وحدة معالجة مركزية</w:t>
+      </w:r>
+      <w:r>
+        <w:t xml:space="preserve"> (CPU) </w:t>
+      </w:r>
+      <w:r>
+        <w:rPr>
+          <w:rtl/>
+        </w:rPr>
+        <w:t>مع محرك تسريع مخصص</w:t>
+      </w:r>
+      <w:r>
+        <w:t xml:space="preserve"> (GPU </w:t>
+      </w:r>
+      <w:r>
+        <w:rPr>
+          <w:rtl/>
+        </w:rPr>
+        <w:t>مبني على معمارية</w:t>
+      </w:r>
+      <w:r>
+        <w:t xml:space="preserve"> Ampere </w:t>
+      </w:r>
+      <w:r>
+        <w:rPr>
+          <w:rtl/>
+        </w:rPr>
+        <w:t>في</w:t>
+      </w:r>
+      <w:r>
+        <w:t xml:space="preserve"> Jetson</w:t>
+      </w:r>
+      <w:r>
+        <w:rPr>
+          <w:rtl/>
+        </w:rPr>
+        <w:t>، أو شريحة</w:t>
+      </w:r>
+      <w:r>
+        <w:t xml:space="preserve"> Edge TPU </w:t>
+      </w:r>
+      <w:r>
+        <w:rPr>
+          <w:rtl/>
+        </w:rPr>
+        <w:t>متخصصة في</w:t>
+      </w:r>
+      <w:r>
+        <w:t xml:space="preserve"> Coral).</w:t>
+      </w:r>
+    </w:p>
+    <w:p>
+      <w:pPr>
+        <w:numPr>
+          <w:ilvl w:val="1"/>
+          <w:numId w:val="23"/>
+        </w:numPr>
+      </w:pPr>
+      <w:r>
+        <w:rPr>
+          <w:rtl/>
+        </w:rPr>
+        <w:t>قدرة حسابية مخصصة للذكاء الاصطناعي تُقاس بالـ</w:t>
+      </w:r>
+      <w:r>
+        <w:t xml:space="preserve"> TOPS (</w:t>
+      </w:r>
+      <w:r>
+        <w:rPr>
+          <w:rtl/>
+        </w:rPr>
+        <w:t>تصل إلى 40–275</w:t>
+      </w:r>
+      <w:r>
+        <w:t xml:space="preserve"> TOPS </w:t>
+      </w:r>
+      <w:r>
+        <w:rPr>
+          <w:rtl/>
+        </w:rPr>
+        <w:t>في فئات</w:t>
+      </w:r>
+      <w:r>
+        <w:t xml:space="preserve"> Orin).</w:t>
+      </w:r>
+    </w:p>
+    <w:p>
+      <w:pPr>
+        <w:numPr>
+          <w:ilvl w:val="1"/>
+          <w:numId w:val="23"/>
+        </w:numPr>
+      </w:pPr>
+      <w:r>
+        <w:rPr>
+          <w:rtl/>
+        </w:rPr>
+        <w:t>استهلاك طاقة مرن يتراوح تشغيلياً بين 5</w:t>
+      </w:r>
+      <w:r>
+        <w:t xml:space="preserve">W </w:t>
+      </w:r>
+      <w:r>
+        <w:rPr>
+          <w:rtl/>
+        </w:rPr>
+        <w:t>إلى 25</w:t>
+      </w:r>
+      <w:r>
+        <w:t xml:space="preserve">W </w:t>
+      </w:r>
+      <w:r>
+        <w:rPr>
+          <w:rtl/>
+        </w:rPr>
+        <w:t>حسب نمط الأداء</w:t>
+      </w:r>
+      <w:r>
+        <w:t>.</w:t>
+      </w:r>
+    </w:p>
+    <w:p>
+      <w:pPr>
+        <w:numPr>
+          <w:ilvl w:val="0"/>
+          <w:numId w:val="23"/>
+        </w:numPr>
+      </w:pPr>
+      <w:r>
+        <w:rPr>
+          <w:b/>
+          <w:bCs/>
+          <w:rtl/>
+        </w:rPr>
+        <w:t>التطبيق الواقعي والتقييم</w:t>
+      </w:r>
+      <w:r>
+        <w:rPr>
+          <w:b/>
+          <w:bCs/>
+        </w:rPr>
+        <w:t>:</w:t>
+      </w:r>
+    </w:p>
+    <w:p>
+      <w:pPr>
+        <w:numPr>
+          <w:ilvl w:val="1"/>
+          <w:numId w:val="23"/>
+        </w:numPr>
+      </w:pPr>
+      <w:r>
+        <w:rPr>
+          <w:b/>
+          <w:bCs/>
+          <w:rtl/>
+        </w:rPr>
+        <w:t>الاستخدام الأنسب</w:t>
+      </w:r>
+      <w:r>
+        <w:rPr>
+          <w:b/>
+          <w:bCs/>
+        </w:rPr>
+        <w:t>:</w:t>
+      </w:r>
+      <w:r>
+        <w:t xml:space="preserve"> </w:t>
+      </w:r>
+      <w:r>
+        <w:rPr>
+          <w:rtl/>
+        </w:rPr>
+        <w:t>الرؤية الحاسوبية المعقدة واللحظية</w:t>
+      </w:r>
+      <w:r>
+        <w:t xml:space="preserve"> (Real-time Computer Vision)</w:t>
+      </w:r>
+      <w:r>
+        <w:rPr>
+          <w:rtl/>
+        </w:rPr>
+        <w:t>، تتبع الكائنات في الطائرات المسيرة</w:t>
+      </w:r>
+      <w:r>
+        <w:t xml:space="preserve"> (Drones)</w:t>
+      </w:r>
+      <w:r>
+        <w:rPr>
+          <w:rtl/>
+        </w:rPr>
+        <w:t>، الملاحة في الروبوتات المستقلة</w:t>
+      </w:r>
+      <w:r>
+        <w:t xml:space="preserve"> (AMRs)</w:t>
+      </w:r>
+      <w:r>
+        <w:rPr>
+          <w:rtl/>
+        </w:rPr>
+        <w:t>، وكاميرات المراقبة الأمنية الذكية متعددة المسارات</w:t>
+      </w:r>
+      <w:r>
+        <w:t>.</w:t>
+      </w:r>
+    </w:p>
+    <w:p>
+      <w:pPr>
+        <w:numPr>
+          <w:ilvl w:val="1"/>
+          <w:numId w:val="23"/>
+        </w:numPr>
+      </w:pPr>
+      <w:r>
+        <w:rPr>
+          <w:b/>
+          <w:bCs/>
+          <w:rtl/>
+        </w:rPr>
+        <w:t>القيود الهندسية</w:t>
+      </w:r>
+      <w:r>
+        <w:rPr>
+          <w:b/>
+          <w:bCs/>
+        </w:rPr>
+        <w:t>:</w:t>
+      </w:r>
+      <w:r>
+        <w:t xml:space="preserve"> </w:t>
+      </w:r>
+      <w:r>
+        <w:rPr>
+          <w:rtl/>
+        </w:rPr>
+        <w:t xml:space="preserve">تكلفة </w:t>
+      </w:r>
+      <w:proofErr w:type="spellStart"/>
+      <w:r>
+        <w:rPr>
+          <w:rtl/>
+        </w:rPr>
+        <w:t>عتادية</w:t>
+      </w:r>
+      <w:proofErr w:type="spellEnd"/>
+      <w:r>
+        <w:rPr>
+          <w:rtl/>
+        </w:rPr>
+        <w:t xml:space="preserve"> أعلى، وحاجة مستمرة لإدارة الطاقة والتبريد عند العمل تحت أقصى حمل حسابي</w:t>
+      </w:r>
+      <w:r>
+        <w:t>.</w:t>
+      </w:r>
+    </w:p>
+    <w:p>
+      <w:pPr>
+        <w:rPr>
+          <w:b/>
+          <w:bCs/>
+        </w:rPr>
+      </w:pPr>
+      <w:r>
+        <w:rPr>
+          <w:b/>
+          <w:bCs/>
+        </w:rPr>
+        <w:t xml:space="preserve">3. </w:t>
+      </w:r>
+      <w:r>
+        <w:rPr>
+          <w:b/>
+          <w:bCs/>
+          <w:rtl/>
+        </w:rPr>
+        <w:t>المتحكمات الدقيقة الخفيفة</w:t>
+      </w:r>
+      <w:r>
+        <w:rPr>
+          <w:b/>
+          <w:bCs/>
+        </w:rPr>
+        <w:t xml:space="preserve"> (Microcontrollers - Bare-metal / RTOS)</w:t>
+      </w:r>
+    </w:p>
+    <w:p>
+      <w:pPr>
+        <w:numPr>
+          <w:ilvl w:val="0"/>
+          <w:numId w:val="24"/>
+        </w:numPr>
+      </w:pPr>
+      <w:r>
+        <w:rPr>
+          <w:b/>
+          <w:bCs/>
+          <w:rtl/>
+        </w:rPr>
+        <w:t>الأمثلة الشائعة</w:t>
+      </w:r>
+      <w:r>
+        <w:rPr>
+          <w:b/>
+          <w:bCs/>
+        </w:rPr>
+        <w:t>:</w:t>
+      </w:r>
+      <w:r>
+        <w:t xml:space="preserve"> </w:t>
+      </w:r>
+      <w:r>
+        <w:rPr>
+          <w:rtl/>
+        </w:rPr>
+        <w:t>شرائح</w:t>
+      </w:r>
+      <w:r>
+        <w:t xml:space="preserve"> ESP32 (</w:t>
+      </w:r>
+      <w:r>
+        <w:rPr>
+          <w:rtl/>
+        </w:rPr>
+        <w:t>مثل</w:t>
+      </w:r>
+      <w:r>
+        <w:t xml:space="preserve"> ESP32-S3 </w:t>
+      </w:r>
+      <w:r>
+        <w:rPr>
+          <w:rtl/>
+        </w:rPr>
+        <w:t>المزود بتعليمات</w:t>
+      </w:r>
+      <w:r>
+        <w:t xml:space="preserve"> Vector)</w:t>
+      </w:r>
+      <w:r>
+        <w:rPr>
+          <w:rtl/>
+        </w:rPr>
+        <w:t>، ومتحكمات</w:t>
+      </w:r>
+      <w:r>
+        <w:t xml:space="preserve"> ARM Cortex-M (</w:t>
+      </w:r>
+      <w:r>
+        <w:rPr>
+          <w:rtl/>
+        </w:rPr>
+        <w:t>مثل</w:t>
+      </w:r>
+      <w:r>
+        <w:t xml:space="preserve"> STM32 </w:t>
+      </w:r>
+      <w:r>
+        <w:rPr>
+          <w:rtl/>
+        </w:rPr>
+        <w:t>بمختلف فئاته</w:t>
+      </w:r>
+      <w:r>
+        <w:t>).</w:t>
+      </w:r>
+    </w:p>
+    <w:p>
+      <w:pPr>
+        <w:numPr>
+          <w:ilvl w:val="0"/>
+          <w:numId w:val="24"/>
+        </w:numPr>
+      </w:pPr>
+      <w:r>
+        <w:rPr>
+          <w:b/>
+          <w:bCs/>
+          <w:rtl/>
+        </w:rPr>
+        <w:t>المواصفات التقنية</w:t>
+      </w:r>
+      <w:r>
+        <w:rPr>
+          <w:b/>
+          <w:bCs/>
+        </w:rPr>
+        <w:t>:</w:t>
+      </w:r>
+    </w:p>
+    <w:p>
+      <w:pPr>
+        <w:numPr>
+          <w:ilvl w:val="1"/>
+          <w:numId w:val="24"/>
+        </w:numPr>
+      </w:pPr>
+      <w:r>
+        <w:rPr>
+          <w:rtl/>
+        </w:rPr>
+        <w:t>ذاكرة وصول عشوائي محدودة جداً</w:t>
+      </w:r>
+      <w:r>
+        <w:t xml:space="preserve"> (SRAM </w:t>
+      </w:r>
+      <w:r>
+        <w:rPr>
+          <w:rtl/>
+        </w:rPr>
+        <w:t>تُقاس بالكيلوبايت، غالباً بين 256</w:t>
+      </w:r>
+      <w:r>
+        <w:t xml:space="preserve">KB </w:t>
+      </w:r>
+      <w:r>
+        <w:rPr>
+          <w:rtl/>
+        </w:rPr>
+        <w:t>إلى 512</w:t>
+      </w:r>
+      <w:r>
+        <w:t>KB).</w:t>
+      </w:r>
+    </w:p>
+    <w:p>
+      <w:pPr>
+        <w:numPr>
+          <w:ilvl w:val="1"/>
+          <w:numId w:val="24"/>
+        </w:numPr>
+      </w:pPr>
+      <w:r>
+        <w:rPr>
+          <w:rtl/>
+        </w:rPr>
+        <w:t xml:space="preserve">ترددات تشغيل منخفضة (من عشرات إلى مئات </w:t>
+      </w:r>
+      <w:proofErr w:type="spellStart"/>
+      <w:r>
+        <w:rPr>
+          <w:rtl/>
+        </w:rPr>
+        <w:t>الميغاهرتز</w:t>
+      </w:r>
+      <w:proofErr w:type="spellEnd"/>
+      <w:r>
+        <w:rPr>
+          <w:rtl/>
+        </w:rPr>
+        <w:t>)</w:t>
+      </w:r>
+      <w:r>
+        <w:t>.</w:t>
+      </w:r>
+    </w:p>
+    <w:p>
+      <w:pPr>
+        <w:numPr>
+          <w:ilvl w:val="1"/>
+          <w:numId w:val="24"/>
+        </w:numPr>
+      </w:pPr>
+      <w:r>
+        <w:rPr>
+          <w:rtl/>
+        </w:rPr>
+        <w:t>تشغيل مباشر للبرمجيات الثابتة على العتاد</w:t>
+      </w:r>
+      <w:r>
+        <w:t xml:space="preserve"> (Bare-metal) </w:t>
+      </w:r>
+      <w:r>
+        <w:rPr>
+          <w:rtl/>
+        </w:rPr>
+        <w:t>أو عبر أنظمة تشغيل الزمن الحقيقي الخفيفة</w:t>
+      </w:r>
+      <w:r>
+        <w:t xml:space="preserve"> (</w:t>
+      </w:r>
+      <w:proofErr w:type="spellStart"/>
+      <w:r>
+        <w:t>FreeRTOS</w:t>
+      </w:r>
+      <w:proofErr w:type="spellEnd"/>
+      <w:r>
+        <w:t xml:space="preserve">) </w:t>
+      </w:r>
+      <w:r>
+        <w:rPr>
+          <w:rtl/>
+        </w:rPr>
+        <w:t>مع انعدام زمن الإقلاع تقريباً</w:t>
+      </w:r>
+      <w:r>
+        <w:t xml:space="preserve"> (Instant Wake-up).</w:t>
+      </w:r>
+    </w:p>
+    <w:p>
+      <w:pPr>
+        <w:numPr>
+          <w:ilvl w:val="0"/>
+          <w:numId w:val="24"/>
+        </w:numPr>
+      </w:pPr>
+      <w:r>
+        <w:rPr>
+          <w:b/>
+          <w:bCs/>
+          <w:rtl/>
+        </w:rPr>
+        <w:lastRenderedPageBreak/>
+        <w:t>التطبيق الواقعي والتقييم</w:t>
+      </w:r>
+      <w:r>
+        <w:rPr>
+          <w:b/>
+          <w:bCs/>
+        </w:rPr>
+        <w:t>:</w:t>
+      </w:r>
+    </w:p>
+    <w:p>
+      <w:pPr>
+        <w:numPr>
+          <w:ilvl w:val="1"/>
+          <w:numId w:val="24"/>
+        </w:numPr>
+      </w:pPr>
+      <w:r>
+        <w:rPr>
+          <w:b/>
+          <w:bCs/>
+          <w:rtl/>
+        </w:rPr>
+        <w:t>الاستخدام الأنسب</w:t>
+      </w:r>
+      <w:r>
+        <w:rPr>
+          <w:b/>
+          <w:bCs/>
+        </w:rPr>
+        <w:t xml:space="preserve"> (</w:t>
+      </w:r>
+      <w:proofErr w:type="spellStart"/>
+      <w:r>
+        <w:rPr>
+          <w:b/>
+          <w:bCs/>
+        </w:rPr>
+        <w:t>TinyML</w:t>
+      </w:r>
+      <w:proofErr w:type="spellEnd"/>
+      <w:r>
+        <w:rPr>
+          <w:b/>
+          <w:bCs/>
+        </w:rPr>
+        <w:t>):</w:t>
+      </w:r>
+      <w:r>
+        <w:t xml:space="preserve"> </w:t>
+      </w:r>
+      <w:r>
+        <w:rPr>
+          <w:rtl/>
+        </w:rPr>
+        <w:t>العقد الاستشعارية الذكية، التعرف على الكلمات التنبيهية الصوتية</w:t>
+      </w:r>
+      <w:r>
+        <w:t xml:space="preserve"> (Wake-word)</w:t>
+      </w:r>
+      <w:r>
+        <w:rPr>
+          <w:rtl/>
+        </w:rPr>
+        <w:t>، رصد السقوط عبر مستشعرات الحركة</w:t>
+      </w:r>
+      <w:r>
+        <w:t xml:space="preserve"> (IMU)</w:t>
+      </w:r>
+      <w:r>
+        <w:rPr>
+          <w:rtl/>
+        </w:rPr>
+        <w:t>، والأجهزة الطبية القابلة للارتداء التي تعمل ببطاريات صغيرة لشهور أو سنوات</w:t>
+      </w:r>
+      <w:r>
+        <w:t>.</w:t>
+      </w:r>
+    </w:p>
+    <w:p>
+      <w:pPr>
+        <w:numPr>
+          <w:ilvl w:val="1"/>
+          <w:numId w:val="24"/>
+        </w:numPr>
+      </w:pPr>
+      <w:r>
+        <w:rPr>
+          <w:b/>
+          <w:bCs/>
+          <w:rtl/>
+        </w:rPr>
+        <w:t>القيود الهندسية</w:t>
+      </w:r>
+      <w:r>
+        <w:rPr>
+          <w:b/>
+          <w:bCs/>
+        </w:rPr>
+        <w:t>:</w:t>
+      </w:r>
+      <w:r>
+        <w:t xml:space="preserve"> </w:t>
+      </w:r>
+      <w:r>
+        <w:rPr>
+          <w:rtl/>
+        </w:rPr>
+        <w:t xml:space="preserve">محدودية الذاكرة تمنع تشغيل نماذج معقدة، وتفرض الاعتماد الحصري على شبكات عصبية خفيفة </w:t>
+      </w:r>
+      <w:proofErr w:type="spellStart"/>
+      <w:r>
+        <w:rPr>
+          <w:rtl/>
+        </w:rPr>
+        <w:t>ومُكممة</w:t>
+      </w:r>
+      <w:proofErr w:type="spellEnd"/>
+      <w:r>
+        <w:rPr>
+          <w:rtl/>
+        </w:rPr>
+        <w:t xml:space="preserve"> بالكامل</w:t>
+      </w:r>
+      <w:r>
+        <w:t xml:space="preserve"> (INT8 Quantized Models).</w:t>
+      </w:r>
+    </w:p>
+    <w:p>
+      <w:pPr>
         <w:rPr>
           <w:rFonts w:hint="cs"/>
         </w:rPr>
@@ -3167,6 +4343,155 @@
     </w:lvl>
   </w:abstractNum>
   <w:abstractNum w:abstractNumId="5" w15:restartNumberingAfterBreak="0">
+    <w:nsid w:val="233849D0"/>
+    <w:multiLevelType w:val="multilevel"/>
+    <w:tmpl w:val="E8D4D160"/>
+    <w:lvl w:ilvl="0">
+      <w:start w:val="1"/>
+      <w:numFmt w:val="bullet"/>
+      <w:lvlText w:val=""/>
+      <w:lvlJc w:val="left"/>
+      <w:pPr>
+        <w:tabs>
+          <w:tab w:val="num" w:pos="720"/>
+        </w:tabs>
+        <w:ind w:left="720" w:hanging="360"/>
+      </w:pPr>
+      <w:rPr>
+        <w:rFonts w:ascii="Symbol" w:hAnsi="Symbol" w:hint="default"/>
+        <w:sz w:val="20"/>
+      </w:rPr>
+    </w:lvl>
+    <w:lvl w:ilvl="1">
+      <w:start w:val="1"/>
+      <w:numFmt w:val="bullet"/>
+      <w:lvlText w:val="o"/>
+      <w:lvlJc w:val="left"/>
+      <w:pPr>
+        <w:tabs>
+          <w:tab w:val="num" w:pos="1440"/>
+        </w:tabs>
+        <w:ind w:left="1440" w:hanging="360"/>
+      </w:pPr>
+      <w:rPr>
+        <w:rFonts w:ascii="Courier New" w:hAnsi="Courier New" w:hint="default"/>
+        <w:sz w:val="20"/>
+      </w:rPr>
+    </w:lvl>
+    <w:lvl w:ilvl="2" w:tentative="1">
+      <w:start w:val="1"/>
+      <w:numFmt w:val="bullet"/>
+      <w:lvlText w:val=""/>
+      <w:lvlJc w:val="left"/>
+      <w:pPr>
+        <w:tabs>
+          <w:tab w:val="num" w:pos="2160"/>
+        </w:tabs>
+        <w:ind w:left="2160" w:hanging="360"/>
+      </w:pPr>
+      <w:rPr>
+        <w:rFonts w:ascii="Wingdings" w:hAnsi="Wingdings" w:hint="default"/>
+        <w:sz w:val="20"/>
+      </w:rPr>
+    </w:lvl>
+    <w:lvl w:ilvl="3" w:tentative="1">
+      <w:start w:val="1"/>
+      <w:numFmt w:val="bullet"/>
+      <w:lvlText w:val=""/>
+      <w:lvlJc w:val="left"/>
+      <w:pPr>
+        <w:tabs>
+          <w:tab w:val="num" w:pos="2880"/>
+        </w:tabs>
+        <w:ind w:left="2880" w:hanging="360"/>
+      </w:pPr>
+      <w:rPr>
+        <w:rFonts w:ascii="Wingdings" w:hAnsi="Wingdings" w:hint="default"/>
+        <w:sz w:val="20"/>
+      </w:rPr>
+    </w:lvl>
+    <w:lvl w:ilvl="4" w:tentative="1">
+      <w:start w:val="1"/>
+      <w:numFmt w:val="bullet"/>
+      <w:lvlText w:val=""/>
+      <w:lvlJc w:val="left"/>
+      <w:pPr>
+        <w:tabs>
+          <w:tab w:val="num" w:pos="3600"/>
+        </w:tabs>
+        <w:ind w:left="3600" w:hanging="360"/>
+      </w:pPr>
+      <w:rPr>
+        <w:rFonts w:ascii="Wingdings" w:hAnsi="Wingdings" w:hint="default"/>
+        <w:sz w:val="20"/>
+      </w:rPr>
+    </w:lvl>
+    <w:lvl w:ilvl="5" w:tentative="1">
+      <w:start w:val="1"/>
+      <w:numFmt w:val="bullet"/>
+      <w:lvlText w:val=""/>
+      <w:lvlJc w:val="left"/>
+      <w:pPr>
+        <w:tabs>
+          <w:tab w:val="num" w:pos="4320"/>
+        </w:tabs>
+        <w:ind w:left="4320" w:hanging="360"/>
+      </w:pPr>
+      <w:rPr>
+        <w:rFonts w:ascii="Wingdings" w:hAnsi="Wingdings" w:hint="default"/>
+        <w:sz w:val="20"/>
+      </w:rPr>
+    </w:lvl>
+    <w:lvl w:ilvl="6" w:tentative="1">
+      <w:start w:val="1"/>
+      <w:numFmt w:val="bullet"/>
+      <w:lvlText w:val=""/>
+      <w:lvlJc w:val="left"/>
+      <w:pPr>
+        <w:tabs>
+          <w:tab w:val="num" w:pos="5040"/>
+        </w:tabs>
+        <w:ind w:left="5040" w:hanging="360"/>
+      </w:pPr>
+      <w:rPr>
+        <w:rFonts w:ascii="Wingdings" w:hAnsi="Wingdings" w:hint="default"/>
+        <w:sz w:val="20"/>
+      </w:rPr>
+    </w:lvl>
+    <w:lvl w:ilvl="7" w:tentative="1">
+      <w:start w:val="1"/>
+      <w:numFmt w:val="bullet"/>
+      <w:lvlText w:val=""/>
+      <w:lvlJc w:val="left"/>
+      <w:pPr>
+        <w:tabs>
+          <w:tab w:val="num" w:pos="5760"/>
+        </w:tabs>
+        <w:ind w:left="5760" w:hanging="360"/>
+      </w:pPr>
+      <w:rPr>
+        <w:rFonts w:ascii="Wingdings" w:hAnsi="Wingdings" w:hint="default"/>
+        <w:sz w:val="20"/>
+      </w:rPr>
+    </w:lvl>
+    <w:lvl w:ilvl="8" w:tentative="1">
+      <w:start w:val="1"/>
+      <w:numFmt w:val="bullet"/>
+      <w:lvlText w:val=""/>
+      <w:lvlJc w:val="left"/>
+      <w:pPr>
+        <w:tabs>
+          <w:tab w:val="num" w:pos="6480"/>
+        </w:tabs>
+        <w:ind w:left="6480" w:hanging="360"/>
+      </w:pPr>
+      <w:rPr>
+        <w:rFonts w:ascii="Wingdings" w:hAnsi="Wingdings" w:hint="default"/>
+        <w:sz w:val="20"/>
+      </w:rPr>
+    </w:lvl>
+  </w:abstractNum>
+  <w:abstractNum w:abstractNumId="6" w15:restartNumberingAfterBreak="0">
     <w:nsid w:val="2CF55C57"/>
     <w:multiLevelType w:val="multilevel"/>
     <w:tmpl w:val="639A9032"/>
@@ -3311,7 +4636,7 @@
       </w:rPr>
     </w:lvl>
   </w:abstractNum>
-  <w:abstractNum w:abstractNumId="6" w15:restartNumberingAfterBreak="0">
+  <w:abstractNum w:abstractNumId="7" w15:restartNumberingAfterBreak="0">
     <w:nsid w:val="397468D0"/>
     <w:multiLevelType w:val="multilevel"/>
     <w:tmpl w:val="74AA37D8"/>
@@ -3460,7 +4785,7 @@
       </w:rPr>
     </w:lvl>
   </w:abstractNum>
-  <w:abstractNum w:abstractNumId="7" w15:restartNumberingAfterBreak="0">
+  <w:abstractNum w:abstractNumId="8" w15:restartNumberingAfterBreak="0">
     <w:nsid w:val="39AC2899"/>
     <w:multiLevelType w:val="multilevel"/>
     <w:tmpl w:val="56685014"/>
@@ -3609,7 +4934,7 @@
       </w:rPr>
     </w:lvl>
   </w:abstractNum>
-  <w:abstractNum w:abstractNumId="8" w15:restartNumberingAfterBreak="0">
+  <w:abstractNum w:abstractNumId="9" w15:restartNumberingAfterBreak="0">
     <w:nsid w:val="3A8A7892"/>
     <w:multiLevelType w:val="multilevel"/>
     <w:tmpl w:val="BBF888C4"/>
@@ -3758,7 +5083,7 @@
       </w:rPr>
     </w:lvl>
   </w:abstractNum>
-  <w:abstractNum w:abstractNumId="9" w15:restartNumberingAfterBreak="0">
+  <w:abstractNum w:abstractNumId="10" w15:restartNumberingAfterBreak="0">
     <w:nsid w:val="40CE5123"/>
     <w:multiLevelType w:val="multilevel"/>
     <w:tmpl w:val="D81C44D8"/>
@@ -3907,7 +5232,156 @@
       </w:rPr>
     </w:lvl>
   </w:abstractNum>
-  <w:abstractNum w:abstractNumId="10" w15:restartNumberingAfterBreak="0">
+  <w:abstractNum w:abstractNumId="11" w15:restartNumberingAfterBreak="0">
+    <w:nsid w:val="47293AEB"/>
+    <w:multiLevelType w:val="multilevel"/>
+    <w:tmpl w:val="1730F1DA"/>
+    <w:lvl w:ilvl="0">
+      <w:start w:val="1"/>
+      <w:numFmt w:val="bullet"/>
+      <w:lvlText w:val=""/>
+      <w:lvlJc w:val="left"/>
+      <w:pPr>
+        <w:tabs>
+          <w:tab w:val="num" w:pos="720"/>
+        </w:tabs>
+        <w:ind w:left="720" w:hanging="360"/>
+      </w:pPr>
+      <w:rPr>
+        <w:rFonts w:ascii="Symbol" w:hAnsi="Symbol" w:hint="default"/>
+        <w:sz w:val="20"/>
+      </w:rPr>
+    </w:lvl>
+    <w:lvl w:ilvl="1">
+      <w:start w:val="1"/>
+      <w:numFmt w:val="bullet"/>
+      <w:lvlText w:val="o"/>
+      <w:lvlJc w:val="left"/>
+      <w:pPr>
+        <w:tabs>
+          <w:tab w:val="num" w:pos="1440"/>
+        </w:tabs>
+        <w:ind w:left="1440" w:hanging="360"/>
+      </w:pPr>
+      <w:rPr>
+        <w:rFonts w:ascii="Courier New" w:hAnsi="Courier New" w:hint="default"/>
+        <w:sz w:val="20"/>
+      </w:rPr>
+    </w:lvl>
+    <w:lvl w:ilvl="2" w:tentative="1">
+      <w:start w:val="1"/>
+      <w:numFmt w:val="bullet"/>
+      <w:lvlText w:val=""/>
+      <w:lvlJc w:val="left"/>
+      <w:pPr>
+        <w:tabs>
+          <w:tab w:val="num" w:pos="2160"/>
+        </w:tabs>
+        <w:ind w:left="2160" w:hanging="360"/>
+      </w:pPr>
+      <w:rPr>
+        <w:rFonts w:ascii="Wingdings" w:hAnsi="Wingdings" w:hint="default"/>
+        <w:sz w:val="20"/>
+      </w:rPr>
+    </w:lvl>
+    <w:lvl w:ilvl="3" w:tentative="1">
+      <w:start w:val="1"/>
+      <w:numFmt w:val="bullet"/>
+      <w:lvlText w:val=""/>
+      <w:lvlJc w:val="left"/>
+      <w:pPr>
+        <w:tabs>
+          <w:tab w:val="num" w:pos="2880"/>
+        </w:tabs>
+        <w:ind w:left="2880" w:hanging="360"/>
+      </w:pPr>
+      <w:rPr>
+        <w:rFonts w:ascii="Wingdings" w:hAnsi="Wingdings" w:hint="default"/>
+        <w:sz w:val="20"/>
+      </w:rPr>
+    </w:lvl>
+    <w:lvl w:ilvl="4" w:tentative="1">
+      <w:start w:val="1"/>
+      <w:numFmt w:val="bullet"/>
+      <w:lvlText w:val=""/>
+      <w:lvlJc w:val="left"/>
+      <w:pPr>
+        <w:tabs>
+          <w:tab w:val="num" w:pos="3600"/>
+        </w:tabs>
+        <w:ind w:left="3600" w:hanging="360"/>
+      </w:pPr>
+      <w:rPr>
+        <w:rFonts w:ascii="Wingdings" w:hAnsi="Wingdings" w:hint="default"/>
+        <w:sz w:val="20"/>
+      </w:rPr>
+    </w:lvl>
+    <w:lvl w:ilvl="5" w:tentative="1">
+      <w:start w:val="1"/>
+      <w:numFmt w:val="bullet"/>
+      <w:lvlText w:val=""/>
+      <w:lvlJc w:val="left"/>
+      <w:pPr>
+        <w:tabs>
+          <w:tab w:val="num" w:pos="4320"/>
+        </w:tabs>
+        <w:ind w:left="4320" w:hanging="360"/>
+      </w:pPr>
+      <w:rPr>
+        <w:rFonts w:ascii="Wingdings" w:hAnsi="Wingdings" w:hint="default"/>
+        <w:sz w:val="20"/>
+      </w:rPr>
+    </w:lvl>
+    <w:lvl w:ilvl="6" w:tentative="1">
+      <w:start w:val="1"/>
+      <w:numFmt w:val="bullet"/>
+      <w:lvlText w:val=""/>
+      <w:lvlJc w:val="left"/>
+      <w:pPr>
+        <w:tabs>
+          <w:tab w:val="num" w:pos="5040"/>
+        </w:tabs>
+        <w:ind w:left="5040" w:hanging="360"/>
+      </w:pPr>
+      <w:rPr>
+        <w:rFonts w:ascii="Wingdings" w:hAnsi="Wingdings" w:hint="default"/>
+        <w:sz w:val="20"/>
+      </w:rPr>
+    </w:lvl>
+    <w:lvl w:ilvl="7" w:tentative="1">
+      <w:start w:val="1"/>
+      <w:numFmt w:val="bullet"/>
+      <w:lvlText w:val=""/>
+      <w:lvlJc w:val="left"/>
+      <w:pPr>
+        <w:tabs>
+          <w:tab w:val="num" w:pos="5760"/>
+        </w:tabs>
+        <w:ind w:left="5760" w:hanging="360"/>
+      </w:pPr>
+      <w:rPr>
+        <w:rFonts w:ascii="Wingdings" w:hAnsi="Wingdings" w:hint="default"/>
+        <w:sz w:val="20"/>
+      </w:rPr>
+    </w:lvl>
+    <w:lvl w:ilvl="8" w:tentative="1">
+      <w:start w:val="1"/>
+      <w:numFmt w:val="bullet"/>
+      <w:lvlText w:val=""/>
+      <w:lvlJc w:val="left"/>
+      <w:pPr>
+        <w:tabs>
+          <w:tab w:val="num" w:pos="6480"/>
+        </w:tabs>
+        <w:ind w:left="6480" w:hanging="360"/>
+      </w:pPr>
+      <w:rPr>
+        <w:rFonts w:ascii="Wingdings" w:hAnsi="Wingdings" w:hint="default"/>
+        <w:sz w:val="20"/>
+      </w:rPr>
+    </w:lvl>
+  </w:abstractNum>
+  <w:abstractNum w:abstractNumId="12" w15:restartNumberingAfterBreak="0">
     <w:nsid w:val="48FB07B3"/>
     <w:multiLevelType w:val="multilevel"/>
     <w:tmpl w:val="319A39F2"/>
@@ -4056,7 +5530,7 @@
       </w:rPr>
     </w:lvl>
   </w:abstractNum>
-  <w:abstractNum w:abstractNumId="11" w15:restartNumberingAfterBreak="0">
+  <w:abstractNum w:abstractNumId="13" w15:restartNumberingAfterBreak="0">
     <w:nsid w:val="517F3AFE"/>
     <w:multiLevelType w:val="multilevel"/>
     <w:tmpl w:val="D32A94E6"/>
@@ -4205,7 +5679,7 @@
       </w:rPr>
     </w:lvl>
   </w:abstractNum>
-  <w:abstractNum w:abstractNumId="12" w15:restartNumberingAfterBreak="0">
+  <w:abstractNum w:abstractNumId="14" w15:restartNumberingAfterBreak="0">
     <w:nsid w:val="53CB6783"/>
     <w:multiLevelType w:val="multilevel"/>
     <w:tmpl w:val="B0868EBE"/>
@@ -4354,7 +5828,7 @@
       </w:rPr>
     </w:lvl>
   </w:abstractNum>
-  <w:abstractNum w:abstractNumId="13" w15:restartNumberingAfterBreak="0">
+  <w:abstractNum w:abstractNumId="15" w15:restartNumberingAfterBreak="0">
     <w:nsid w:val="54C856C5"/>
     <w:multiLevelType w:val="multilevel"/>
     <w:tmpl w:val="1250E206"/>
@@ -4503,7 +5977,7 @@
       </w:rPr>
     </w:lvl>
   </w:abstractNum>
-  <w:abstractNum w:abstractNumId="14" w15:restartNumberingAfterBreak="0">
+  <w:abstractNum w:abstractNumId="16" w15:restartNumberingAfterBreak="0">
     <w:nsid w:val="5A6F187A"/>
     <w:multiLevelType w:val="multilevel"/>
     <w:tmpl w:val="85BCF972"/>
@@ -4652,7 +6126,7 @@
       </w:rPr>
     </w:lvl>
   </w:abstractNum>
-  <w:abstractNum w:abstractNumId="15" w15:restartNumberingAfterBreak="0">
+  <w:abstractNum w:abstractNumId="17" w15:restartNumberingAfterBreak="0">
     <w:nsid w:val="5E7F7B17"/>
     <w:multiLevelType w:val="multilevel"/>
     <w:tmpl w:val="033E9A34"/>
@@ -4801,7 +6275,156 @@
       </w:rPr>
     </w:lvl>
   </w:abstractNum>
-  <w:abstractNum w:abstractNumId="16" w15:restartNumberingAfterBreak="0">
+  <w:abstractNum w:abstractNumId="18" w15:restartNumberingAfterBreak="0">
+    <w:nsid w:val="613D29B9"/>
+    <w:multiLevelType w:val="multilevel"/>
+    <w:tmpl w:val="A32C5750"/>
+    <w:lvl w:ilvl="0">
+      <w:start w:val="1"/>
+      <w:numFmt w:val="bullet"/>
+      <w:lvlText w:val=""/>
+      <w:lvlJc w:val="left"/>
+      <w:pPr>
+        <w:tabs>
+          <w:tab w:val="num" w:pos="720"/>
+        </w:tabs>
+        <w:ind w:left="720" w:hanging="360"/>
+      </w:pPr>
+      <w:rPr>
+        <w:rFonts w:ascii="Symbol" w:hAnsi="Symbol" w:hint="default"/>
+        <w:sz w:val="20"/>
+      </w:rPr>
+    </w:lvl>
+    <w:lvl w:ilvl="1">
+      <w:start w:val="1"/>
+      <w:numFmt w:val="bullet"/>
+      <w:lvlText w:val="o"/>
+      <w:lvlJc w:val="left"/>
+      <w:pPr>
+        <w:tabs>
+          <w:tab w:val="num" w:pos="1440"/>
+        </w:tabs>
+        <w:ind w:left="1440" w:hanging="360"/>
+      </w:pPr>
+      <w:rPr>
+        <w:rFonts w:ascii="Courier New" w:hAnsi="Courier New" w:hint="default"/>
+        <w:sz w:val="20"/>
+      </w:rPr>
+    </w:lvl>
+    <w:lvl w:ilvl="2" w:tentative="1">
+      <w:start w:val="1"/>
+      <w:numFmt w:val="bullet"/>
+      <w:lvlText w:val=""/>
+      <w:lvlJc w:val="left"/>
+      <w:pPr>
+        <w:tabs>
+          <w:tab w:val="num" w:pos="2160"/>
+        </w:tabs>
+        <w:ind w:left="2160" w:hanging="360"/>
+      </w:pPr>
+      <w:rPr>
+        <w:rFonts w:ascii="Wingdings" w:hAnsi="Wingdings" w:hint="default"/>
+        <w:sz w:val="20"/>
+      </w:rPr>
+    </w:lvl>
+    <w:lvl w:ilvl="3" w:tentative="1">
+      <w:start w:val="1"/>
+      <w:numFmt w:val="bullet"/>
+      <w:lvlText w:val=""/>
+      <w:lvlJc w:val="left"/>
+      <w:pPr>
+        <w:tabs>
+          <w:tab w:val="num" w:pos="2880"/>
+        </w:tabs>
+        <w:ind w:left="2880" w:hanging="360"/>
+      </w:pPr>
+      <w:rPr>
+        <w:rFonts w:ascii="Wingdings" w:hAnsi="Wingdings" w:hint="default"/>
+        <w:sz w:val="20"/>
+      </w:rPr>
+    </w:lvl>
+    <w:lvl w:ilvl="4" w:tentative="1">
+      <w:start w:val="1"/>
+      <w:numFmt w:val="bullet"/>
+      <w:lvlText w:val=""/>
+      <w:lvlJc w:val="left"/>
+      <w:pPr>
+        <w:tabs>
+          <w:tab w:val="num" w:pos="3600"/>
+        </w:tabs>
+        <w:ind w:left="3600" w:hanging="360"/>
+      </w:pPr>
+      <w:rPr>
+        <w:rFonts w:ascii="Wingdings" w:hAnsi="Wingdings" w:hint="default"/>
+        <w:sz w:val="20"/>
+      </w:rPr>
+    </w:lvl>
+    <w:lvl w:ilvl="5" w:tentative="1">
+      <w:start w:val="1"/>
+      <w:numFmt w:val="bullet"/>
+      <w:lvlText w:val=""/>
+      <w:lvlJc w:val="left"/>
+      <w:pPr>
+        <w:tabs>
+          <w:tab w:val="num" w:pos="4320"/>
+        </w:tabs>
+        <w:ind w:left="4320" w:hanging="360"/>
+      </w:pPr>
+      <w:rPr>
+        <w:rFonts w:ascii="Wingdings" w:hAnsi="Wingdings" w:hint="default"/>
+        <w:sz w:val="20"/>
+      </w:rPr>
+    </w:lvl>
+    <w:lvl w:ilvl="6" w:tentative="1">
+      <w:start w:val="1"/>
+      <w:numFmt w:val="bullet"/>
+      <w:lvlText w:val=""/>
+      <w:lvlJc w:val="left"/>
+      <w:pPr>
+        <w:tabs>
+          <w:tab w:val="num" w:pos="5040"/>
+        </w:tabs>
+        <w:ind w:left="5040" w:hanging="360"/>
+      </w:pPr>
+      <w:rPr>
+        <w:rFonts w:ascii="Wingdings" w:hAnsi="Wingdings" w:hint="default"/>
+        <w:sz w:val="20"/>
+      </w:rPr>
+    </w:lvl>
+    <w:lvl w:ilvl="7" w:tentative="1">
+      <w:start w:val="1"/>
+      <w:numFmt w:val="bullet"/>
+      <w:lvlText w:val=""/>
+      <w:lvlJc w:val="left"/>
+      <w:pPr>
+        <w:tabs>
+          <w:tab w:val="num" w:pos="5760"/>
+        </w:tabs>
+        <w:ind w:left="5760" w:hanging="360"/>
+      </w:pPr>
+      <w:rPr>
+        <w:rFonts w:ascii="Wingdings" w:hAnsi="Wingdings" w:hint="default"/>
+        <w:sz w:val="20"/>
+      </w:rPr>
+    </w:lvl>
+    <w:lvl w:ilvl="8" w:tentative="1">
+      <w:start w:val="1"/>
+      <w:numFmt w:val="bullet"/>
+      <w:lvlText w:val=""/>
+      <w:lvlJc w:val="left"/>
+      <w:pPr>
+        <w:tabs>
+          <w:tab w:val="num" w:pos="6480"/>
+        </w:tabs>
+        <w:ind w:left="6480" w:hanging="360"/>
+      </w:pPr>
+      <w:rPr>
+        <w:rFonts w:ascii="Wingdings" w:hAnsi="Wingdings" w:hint="default"/>
+        <w:sz w:val="20"/>
+      </w:rPr>
+    </w:lvl>
+  </w:abstractNum>
+  <w:abstractNum w:abstractNumId="19" w15:restartNumberingAfterBreak="0">
     <w:nsid w:val="6B91750B"/>
     <w:multiLevelType w:val="multilevel"/>
     <w:tmpl w:val="F7A041A6"/>
@@ -4950,7 +6573,7 @@
       </w:rPr>
     </w:lvl>
   </w:abstractNum>
-  <w:abstractNum w:abstractNumId="17" w15:restartNumberingAfterBreak="0">
+  <w:abstractNum w:abstractNumId="20" w15:restartNumberingAfterBreak="0">
     <w:nsid w:val="6EE216C1"/>
     <w:multiLevelType w:val="multilevel"/>
     <w:tmpl w:val="56A42E7E"/>
@@ -5099,7 +6722,7 @@
       </w:rPr>
     </w:lvl>
   </w:abstractNum>
-  <w:abstractNum w:abstractNumId="18" w15:restartNumberingAfterBreak="0">
+  <w:abstractNum w:abstractNumId="21" w15:restartNumberingAfterBreak="0">
     <w:nsid w:val="72B67C2F"/>
     <w:multiLevelType w:val="multilevel"/>
     <w:tmpl w:val="D37AB12C"/>
@@ -5248,7 +6871,7 @@
       </w:rPr>
     </w:lvl>
   </w:abstractNum>
-  <w:abstractNum w:abstractNumId="19" w15:restartNumberingAfterBreak="0">
+  <w:abstractNum w:abstractNumId="22" w15:restartNumberingAfterBreak="0">
     <w:nsid w:val="7AC101B1"/>
     <w:multiLevelType w:val="multilevel"/>
     <w:tmpl w:val="153A909C"/>
@@ -5397,7 +7020,7 @@
       </w:rPr>
     </w:lvl>
   </w:abstractNum>
-  <w:abstractNum w:abstractNumId="20" w15:restartNumberingAfterBreak="0">
+  <w:abstractNum w:abstractNumId="23" w15:restartNumberingAfterBreak="0">
     <w:nsid w:val="7C040639"/>
     <w:multiLevelType w:val="multilevel"/>
     <w:tmpl w:val="D452FA16"/>
@@ -5550,64 +7173,73 @@
     <w:abstractNumId w:val="1"/>
   </w:num>
   <w:num w:numId="2" w16cid:durableId="1175802800">
-    <w:abstractNumId w:val="18"/>
+    <w:abstractNumId w:val="21"/>
   </w:num>
   <w:num w:numId="3" w16cid:durableId="809328218">
+    <w:abstractNumId w:val="12"/>
+  </w:num>
+  <w:num w:numId="4" w16cid:durableId="608049264">
+    <w:abstractNumId w:val="22"/>
+  </w:num>
+  <w:num w:numId="5" w16cid:durableId="1332177648">
     <w:abstractNumId w:val="10"/>
   </w:num>
-  <w:num w:numId="4" w16cid:durableId="608049264">
-    <w:abstractNumId w:val="19"/>
-  </w:num>
-  <w:num w:numId="5" w16cid:durableId="1332177648">
+  <w:num w:numId="6" w16cid:durableId="565995475">
     <w:abstractNumId w:val="9"/>
   </w:num>
-  <w:num w:numId="6" w16cid:durableId="565995475">
-    <w:abstractNumId w:val="8"/>
-  </w:num>
   <w:num w:numId="7" w16cid:durableId="1310480442">
-    <w:abstractNumId w:val="12"/>
+    <w:abstractNumId w:val="14"/>
   </w:num>
   <w:num w:numId="8" w16cid:durableId="1587571871">
-    <w:abstractNumId w:val="20"/>
+    <w:abstractNumId w:val="23"/>
   </w:num>
   <w:num w:numId="9" w16cid:durableId="190454912">
-    <w:abstractNumId w:val="14"/>
+    <w:abstractNumId w:val="16"/>
   </w:num>
   <w:num w:numId="10" w16cid:durableId="849487690">
     <w:abstractNumId w:val="3"/>
   </w:num>
   <w:num w:numId="11" w16cid:durableId="1465394593">
-    <w:abstractNumId w:val="13"/>
+    <w:abstractNumId w:val="15"/>
   </w:num>
   <w:num w:numId="12" w16cid:durableId="1782845895">
-    <w:abstractNumId w:val="6"/>
+    <w:abstractNumId w:val="7"/>
   </w:num>
   <w:num w:numId="13" w16cid:durableId="1185902515">
-    <w:abstractNumId w:val="7"/>
+    <w:abstractNumId w:val="8"/>
   </w:num>
   <w:num w:numId="14" w16cid:durableId="2131047539">
     <w:abstractNumId w:val="0"/>
   </w:num>
   <w:num w:numId="15" w16cid:durableId="466312973">
-    <w:abstractNumId w:val="15"/>
+    <w:abstractNumId w:val="17"/>
   </w:num>
   <w:num w:numId="16" w16cid:durableId="1325938213">
     <w:abstractNumId w:val="2"/>
   </w:num>
   <w:num w:numId="17" w16cid:durableId="2027756446">
-    <w:abstractNumId w:val="17"/>
+    <w:abstractNumId w:val="20"/>
   </w:num>
   <w:num w:numId="18" w16cid:durableId="1931043790">
-    <w:abstractNumId w:val="11"/>
+    <w:abstractNumId w:val="13"/>
   </w:num>
   <w:num w:numId="19" w16cid:durableId="526216955">
-    <w:abstractNumId w:val="5"/>
+    <w:abstractNumId w:val="6"/>
   </w:num>
   <w:num w:numId="20" w16cid:durableId="97723474">
-    <w:abstractNumId w:val="16"/>
+    <w:abstractNumId w:val="19"/>
   </w:num>
   <w:num w:numId="21" w16cid:durableId="373500484">
     <w:abstractNumId w:val="4"/>
+  </w:num>
+  <w:num w:numId="22" w16cid:durableId="1778057744">
+    <w:abstractNumId w:val="5"/>
+  </w:num>
+  <w:num w:numId="23" w16cid:durableId="1982153681">
+    <w:abstractNumId w:val="11"/>
+  </w:num>
+  <w:num w:numId="24" w16cid:durableId="2060322154">
+    <w:abstractNumId w:val="18"/>
   </w:num>
 </w:numbering>
 </file>

--- a/contant.docx
+++ b/contant.docx
@@ -3593,6 +3593,56 @@
     </w:sectPr>
   </w:body>
 </w:document>
+</file>
+
+<file path=word/endnotes.xml><?xml version="1.0" encoding="utf-8"?>
+<w:endnotes xmlns:wpc="http://schemas.microsoft.com/office/word/2010/wordprocessingCanvas" xmlns:cx="http://schemas.microsoft.com/office/drawing/2014/chartex" xmlns:cx1="http://schemas.microsoft.com/office/drawing/2015/9/8/chartex" xmlns:cx2="http://schemas.microsoft.com/office/drawing/2015/10/21/chartex" xmlns:cx3="http://schemas.microsoft.com/office/drawing/2016/5/9/chartex" xmlns:cx4="http://schemas.microsoft.com/office/drawing/2016/5/10/chartex" xmlns:cx5="http://schemas.microsoft.com/office/drawing/2016/5/11/chartex" xmlns:cx6="http://schemas.microsoft.com/office/drawing/2016/5/12/chartex" xmlns:cx7="http://schemas.microsoft.com/office/drawing/2016/5/13/chartex" xmlns:cx8="http://schemas.microsoft.com/office/drawing/2016/5/14/chartex" xmlns:mc="http://schemas.openxmlformats.org/markup-compatibility/2006" xmlns:aink="http://schemas.microsoft.com/office/drawing/2016/ink" xmlns:am3d="http://schemas.microsoft.com/office/drawing/2017/model3d" xmlns:o="urn:schemas-microsoft-com:office:office" xmlns:oel="http://schemas.microsoft.com/office/2019/extlst" xmlns:r="http://schemas.openxmlformats.org/officeDocument/2006/relationships" xmlns:m="http://schemas.openxmlformats.org/officeDocument/2006/math" xmlns:v="urn:schemas-microsoft-com:vml" xmlns:wp14="http://schemas.microsoft.com/office/word/2010/wordprocessingDrawing" xmlns:wp="http://schemas.openxmlformats.org/drawingml/2006/wordprocessingDrawing" xmlns:w10="urn:schemas-microsoft-com:office:word" xmlns:w="http://schemas.openxmlformats.org/wordprocessingml/2006/main" xmlns:w14="http://schemas.microsoft.com/office/word/2010/wordml" xmlns:w15="http://schemas.microsoft.com/office/word/2012/wordml" xmlns:w16cex="http://schemas.microsoft.com/office/word/2018/wordml/cex" xmlns:w16cid="http://schemas.microsoft.com/office/word/2016/wordml/cid" xmlns:w16="http://schemas.microsoft.com/office/word/2018/wordml" xmlns:w16du="http://schemas.microsoft.com/office/word/2023/wordml/word16du" xmlns:w16sdtdh="http://schemas.microsoft.com/office/word/2020/wordml/sdtdatahash" xmlns:w16sdtfl="http://schemas.microsoft.com/office/word/2024/wordml/sdtformatlock" xmlns:w16se="http://schemas.microsoft.com/office/word/2015/wordml/symex" xmlns:wpg="http://schemas.microsoft.com/office/word/2010/wordprocessingGroup" xmlns:wpi="http://schemas.microsoft.com/office/word/2010/wordprocessingInk" xmlns:wne="http://schemas.microsoft.com/office/word/2006/wordml" xmlns:wps="http://schemas.microsoft.com/office/word/2010/wordprocessingShape" mc:Ignorable="w14 w15 w16se w16cid w16 w16cex w16sdtdh w16sdtfl w16du wp14">
+  <w:endnote w:type="separator" w:id="-1">
+    <w:p>
+      <w:pPr>
+        <w:spacing w:after="0" w:line="240" w:lineRule="auto"/>
+      </w:pPr>
+      <w:r>
+        <w:separator/>
+      </w:r>
+    </w:p>
+  </w:endnote>
+  <w:endnote w:type="continuationSeparator" w:id="0">
+    <w:p>
+      <w:pPr>
+        <w:spacing w:after="0" w:line="240" w:lineRule="auto"/>
+      </w:pPr>
+      <w:r>
+        <w:continuationSeparator/>
+      </w:r>
+    </w:p>
+  </w:endnote>
+</w:endnotes>
+</file>
+
+<file path=word/footnotes.xml><?xml version="1.0" encoding="utf-8"?>
+<w:footnotes xmlns:wpc="http://schemas.microsoft.com/office/word/2010/wordprocessingCanvas" xmlns:cx="http://schemas.microsoft.com/office/drawing/2014/chartex" xmlns:cx1="http://schemas.microsoft.com/office/drawing/2015/9/8/chartex" xmlns:cx2="http://schemas.microsoft.com/office/drawing/2015/10/21/chartex" xmlns:cx3="http://schemas.microsoft.com/office/drawing/2016/5/9/chartex" xmlns:cx4="http://schemas.microsoft.com/office/drawing/2016/5/10/chartex" xmlns:cx5="http://schemas.microsoft.com/office/drawing/2016/5/11/chartex" xmlns:cx6="http://schemas.microsoft.com/office/drawing/2016/5/12/chartex" xmlns:cx7="http://schemas.microsoft.com/office/drawing/2016/5/13/chartex" xmlns:cx8="http://schemas.microsoft.com/office/drawing/2016/5/14/chartex" xmlns:mc="http://schemas.openxmlformats.org/markup-compatibility/2006" xmlns:aink="http://schemas.microsoft.com/office/drawing/2016/ink" xmlns:am3d="http://schemas.microsoft.com/office/drawing/2017/model3d" xmlns:o="urn:schemas-microsoft-com:office:office" xmlns:oel="http://schemas.microsoft.com/office/2019/extlst" xmlns:r="http://schemas.openxmlformats.org/officeDocument/2006/relationships" xmlns:m="http://schemas.openxmlformats.org/officeDocument/2006/math" xmlns:v="urn:schemas-microsoft-com:vml" xmlns:wp14="http://schemas.microsoft.com/office/word/2010/wordprocessingDrawing" xmlns:wp="http://schemas.openxmlformats.org/drawingml/2006/wordprocessingDrawing" xmlns:w10="urn:schemas-microsoft-com:office:word" xmlns:w="http://schemas.openxmlformats.org/wordprocessingml/2006/main" xmlns:w14="http://schemas.microsoft.com/office/word/2010/wordml" xmlns:w15="http://schemas.microsoft.com/office/word/2012/wordml" xmlns:w16cex="http://schemas.microsoft.com/office/word/2018/wordml/cex" xmlns:w16cid="http://schemas.microsoft.com/office/word/2016/wordml/cid" xmlns:w16="http://schemas.microsoft.com/office/word/2018/wordml" xmlns:w16du="http://schemas.microsoft.com/office/word/2023/wordml/word16du" xmlns:w16sdtdh="http://schemas.microsoft.com/office/word/2020/wordml/sdtdatahash" xmlns:w16sdtfl="http://schemas.microsoft.com/office/word/2024/wordml/sdtformatlock" xmlns:w16se="http://schemas.microsoft.com/office/word/2015/wordml/symex" xmlns:wpg="http://schemas.microsoft.com/office/word/2010/wordprocessingGroup" xmlns:wpi="http://schemas.microsoft.com/office/word/2010/wordprocessingInk" xmlns:wne="http://schemas.microsoft.com/office/word/2006/wordml" xmlns:wps="http://schemas.microsoft.com/office/word/2010/wordprocessingShape" mc:Ignorable="w14 w15 w16se w16cid w16 w16cex w16sdtdh w16sdtfl w16du wp14">
+  <w:footnote w:type="separator" w:id="-1">
+    <w:p>
+      <w:pPr>
+        <w:spacing w:after="0" w:line="240" w:lineRule="auto"/>
+      </w:pPr>
+      <w:r>
+        <w:separator/>
+      </w:r>
+    </w:p>
+  </w:footnote>
+  <w:footnote w:type="continuationSeparator" w:id="0">
+    <w:p>
+      <w:pPr>
+        <w:spacing w:after="0" w:line="240" w:lineRule="auto"/>
+      </w:pPr>
+      <w:r>
+        <w:continuationSeparator/>
+      </w:r>
+    </w:p>
+  </w:footnote>
+</w:footnotes>
 </file>
 
 <file path=word/numbering.xml><?xml version="1.0" encoding="utf-8"?>
@@ -8159,6 +8209,50 @@
       <w:spacing w:val="5"/>
     </w:rPr>
   </w:style>
+  <w:style w:type="paragraph" w:styleId="Header">
+    <w:name w:val="header"/>
+    <w:basedOn w:val="Normal"/>
+    <w:link w:val="HeaderChar"/>
+    <w:uiPriority w:val="99"/>
+    <w:unhideWhenUsed/>
+    <w:rsid w:val="006C17D9"/>
+    <w:pPr>
+      <w:tabs>
+        <w:tab w:val="center" w:pos="4153"/>
+        <w:tab w:val="right" w:pos="8306"/>
+      </w:tabs>
+      <w:spacing w:after="0" w:line="240" w:lineRule="auto"/>
+    </w:pPr>
+  </w:style>
+  <w:style w:type="character" w:customStyle="1" w:styleId="HeaderChar">
+    <w:name w:val="Header Char"/>
+    <w:basedOn w:val="DefaultParagraphFont"/>
+    <w:link w:val="Header"/>
+    <w:uiPriority w:val="99"/>
+    <w:rsid w:val="006C17D9"/>
+  </w:style>
+  <w:style w:type="paragraph" w:styleId="Footer">
+    <w:name w:val="footer"/>
+    <w:basedOn w:val="Normal"/>
+    <w:link w:val="FooterChar"/>
+    <w:uiPriority w:val="99"/>
+    <w:unhideWhenUsed/>
+    <w:rsid w:val="006C17D9"/>
+    <w:pPr>
+      <w:tabs>
+        <w:tab w:val="center" w:pos="4153"/>
+        <w:tab w:val="right" w:pos="8306"/>
+      </w:tabs>
+      <w:spacing w:after="0" w:line="240" w:lineRule="auto"/>
+    </w:pPr>
+  </w:style>
+  <w:style w:type="character" w:customStyle="1" w:styleId="FooterChar">
+    <w:name w:val="Footer Char"/>
+    <w:basedOn w:val="DefaultParagraphFont"/>
+    <w:link w:val="Footer"/>
+    <w:uiPriority w:val="99"/>
+    <w:rsid w:val="006C17D9"/>
+  </w:style>
 </w:styles>
 </file>
 
